--- a/cartas_solicitud/Carta_Solicitud_ELE0300734_OPERACIONES_Y_MANTENIMIENTO_I.docx
+++ b/cartas_solicitud/Carta_Solicitud_ELE0300734_OPERACIONES_Y_MANTENIMIENTO_I.docx
@@ -11,7 +11,7 @@
           <w:color w:val="646464"/>
           <w:sz w:val="20"/>
         </w:rPr>
-        <w:t>Neiva, Huila, 22 de octubre de 2026</w:t>
+        <w:t>Neiva, Huila, 24 de octubre de 2026</w:t>
         <w:br/>
       </w:r>
     </w:p>

--- a/cartas_solicitud/Carta_Solicitud_ELE0300734_OPERACIONES_Y_MANTENIMIENTO_I.docx
+++ b/cartas_solicitud/Carta_Solicitud_ELE0300734_OPERACIONES_Y_MANTENIMIENTO_I.docx
@@ -88,7 +88,7 @@
         <w:br/>
         <w:t>• Semestre del Plan de Estudios: Semestre 7°</w:t>
         <w:br/>
-        <w:t>• Total de Estudiantes Solicitantes Preinscritos: 13 estudiantes</w:t>
+        <w:t>• Total de Estudiantes Solicitantes Preinscritos: 18 estudiantes</w:t>
       </w:r>
     </w:p>
     <w:p>
@@ -97,7 +97,7 @@
         <w:jc w:val="both"/>
       </w:pPr>
       <w:r>
-        <w:t>Manifestamos nuestro compromiso formal de matrícula y cumplimiento con los requerimientos académicos y arancelarios correspondientes al curso vacacional. Dado que contamos con un grupo sólido de 13 estudiantes interesados (superando el cupo mínimo requerido de 10 estudiantes), solicitamos su valiosa gestión ante la Coordinación Académica y la Dirección de Programa para su respectiva aprobación, asignación docente y programación de horarios.</w:t>
+        <w:t>Manifestamos nuestro compromiso formal de matrícula y cumplimiento con los requerimientos académicos y arancelarios correspondientes al curso vacacional. Dado que contamos con un grupo sólido de 18 estudiantes interesados (superando el cupo mínimo requerido de 10 estudiantes), solicitamos su valiosa gestión ante la Coordinación Académica y la Dirección de Programa para su respectiva aprobación, asignación docente y programación de horarios.</w:t>
       </w:r>
     </w:p>
     <w:p>
@@ -475,11 +475,38 @@
               <w:jc w:val="center"/>
             </w:pPr>
             <w:r>
-              <w:rPr>
-                <w:color w:val="A0A0A0"/>
-                <w:sz w:val="15"/>
-              </w:rPr>
-              <w:t>____________________</w:t>
+              <w:drawing>
+                <wp:inline xmlns:a="http://schemas.openxmlformats.org/drawingml/2006/main" xmlns:pic="http://schemas.openxmlformats.org/drawingml/2006/picture">
+                  <wp:extent cx="731520" cy="292608"/>
+                  <wp:docPr id="1" name="Picture 1"/>
+                  <wp:cNvGraphicFramePr>
+                    <a:graphicFrameLocks noChangeAspect="1"/>
+                  </wp:cNvGraphicFramePr>
+                  <a:graphic>
+                    <a:graphicData uri="http://schemas.openxmlformats.org/drawingml/2006/picture">
+                      <pic:pic>
+                        <pic:nvPicPr>
+                          <pic:cNvPr id="0" name="image.png"/>
+                          <pic:cNvPicPr/>
+                        </pic:nvPicPr>
+                        <pic:blipFill>
+                          <a:blip r:embed="rId9"/>
+                          <a:stretch>
+                            <a:fillRect/>
+                          </a:stretch>
+                        </pic:blipFill>
+                        <pic:spPr>
+                          <a:xfrm>
+                            <a:off x="0" y="0"/>
+                            <a:ext cx="731520" cy="292608"/>
+                          </a:xfrm>
+                          <a:prstGeom prst="rect"/>
+                        </pic:spPr>
+                      </pic:pic>
+                    </a:graphicData>
+                  </a:graphic>
+                </wp:inline>
+              </w:drawing>
             </w:r>
           </w:p>
         </w:tc>
@@ -757,7 +784,7 @@
                 <w:b/>
                 <w:sz w:val="17"/>
               </w:rPr>
-              <w:t>yeison Camilo</w:t>
+              <w:t>Hamilton Giraldo B</w:t>
             </w:r>
           </w:p>
         </w:tc>
@@ -780,7 +807,7 @@
               <w:rPr>
                 <w:sz w:val="17"/>
               </w:rPr>
-              <w:t>1075258644</w:t>
+              <w:t>80128546</w:t>
             </w:r>
           </w:p>
         </w:tc>
@@ -803,7 +830,7 @@
               <w:rPr>
                 <w:sz w:val="17"/>
               </w:rPr>
-              <w:t>3209627691</w:t>
+              <w:t>3158954262</w:t>
             </w:r>
           </w:p>
         </w:tc>
@@ -823,11 +850,38 @@
               <w:jc w:val="center"/>
             </w:pPr>
             <w:r>
-              <w:rPr>
-                <w:color w:val="A0A0A0"/>
-                <w:sz w:val="15"/>
-              </w:rPr>
-              <w:t>____________________</w:t>
+              <w:drawing>
+                <wp:inline xmlns:a="http://schemas.openxmlformats.org/drawingml/2006/main" xmlns:pic="http://schemas.openxmlformats.org/drawingml/2006/picture">
+                  <wp:extent cx="731520" cy="292608"/>
+                  <wp:docPr id="2" name="Picture 2"/>
+                  <wp:cNvGraphicFramePr>
+                    <a:graphicFrameLocks noChangeAspect="1"/>
+                  </wp:cNvGraphicFramePr>
+                  <a:graphic>
+                    <a:graphicData uri="http://schemas.openxmlformats.org/drawingml/2006/picture">
+                      <pic:pic>
+                        <pic:nvPicPr>
+                          <pic:cNvPr id="0" name="image.png"/>
+                          <pic:cNvPicPr/>
+                        </pic:nvPicPr>
+                        <pic:blipFill>
+                          <a:blip r:embed="rId10"/>
+                          <a:stretch>
+                            <a:fillRect/>
+                          </a:stretch>
+                        </pic:blipFill>
+                        <pic:spPr>
+                          <a:xfrm>
+                            <a:off x="0" y="0"/>
+                            <a:ext cx="731520" cy="292608"/>
+                          </a:xfrm>
+                          <a:prstGeom prst="rect"/>
+                        </pic:spPr>
+                      </pic:pic>
+                    </a:graphicData>
+                  </a:graphic>
+                </wp:inline>
+              </w:drawing>
             </w:r>
           </w:p>
         </w:tc>
@@ -873,7 +927,7 @@
                 <w:b/>
                 <w:sz w:val="17"/>
               </w:rPr>
-              <w:t>RICARDO CUBILLOS</w:t>
+              <w:t>yeison Camilo</w:t>
             </w:r>
           </w:p>
         </w:tc>
@@ -896,7 +950,7 @@
               <w:rPr>
                 <w:sz w:val="17"/>
               </w:rPr>
-              <w:t>1114399612</w:t>
+              <w:t>1075258644</w:t>
             </w:r>
           </w:p>
         </w:tc>
@@ -919,7 +973,7 @@
               <w:rPr>
                 <w:sz w:val="17"/>
               </w:rPr>
-              <w:t>3146588017</w:t>
+              <w:t>3209627691</w:t>
             </w:r>
           </w:p>
         </w:tc>
@@ -939,11 +993,38 @@
               <w:jc w:val="center"/>
             </w:pPr>
             <w:r>
-              <w:rPr>
-                <w:color w:val="A0A0A0"/>
-                <w:sz w:val="15"/>
-              </w:rPr>
-              <w:t>____________________</w:t>
+              <w:drawing>
+                <wp:inline xmlns:a="http://schemas.openxmlformats.org/drawingml/2006/main" xmlns:pic="http://schemas.openxmlformats.org/drawingml/2006/picture">
+                  <wp:extent cx="731520" cy="292608"/>
+                  <wp:docPr id="3" name="Picture 3"/>
+                  <wp:cNvGraphicFramePr>
+                    <a:graphicFrameLocks noChangeAspect="1"/>
+                  </wp:cNvGraphicFramePr>
+                  <a:graphic>
+                    <a:graphicData uri="http://schemas.openxmlformats.org/drawingml/2006/picture">
+                      <pic:pic>
+                        <pic:nvPicPr>
+                          <pic:cNvPr id="0" name="image.png"/>
+                          <pic:cNvPicPr/>
+                        </pic:nvPicPr>
+                        <pic:blipFill>
+                          <a:blip r:embed="rId11"/>
+                          <a:stretch>
+                            <a:fillRect/>
+                          </a:stretch>
+                        </pic:blipFill>
+                        <pic:spPr>
+                          <a:xfrm>
+                            <a:off x="0" y="0"/>
+                            <a:ext cx="731520" cy="292608"/>
+                          </a:xfrm>
+                          <a:prstGeom prst="rect"/>
+                        </pic:spPr>
+                      </pic:pic>
+                    </a:graphicData>
+                  </a:graphic>
+                </wp:inline>
+              </w:drawing>
             </w:r>
           </w:p>
         </w:tc>
@@ -989,7 +1070,7 @@
                 <w:b/>
                 <w:sz w:val="17"/>
               </w:rPr>
-              <w:t>Danny Cruz</w:t>
+              <w:t>RICARDO CUBILLOS</w:t>
             </w:r>
           </w:p>
         </w:tc>
@@ -1012,7 +1093,7 @@
               <w:rPr>
                 <w:sz w:val="17"/>
               </w:rPr>
-              <w:t>ELEC1234</w:t>
+              <w:t>1114399612</w:t>
             </w:r>
           </w:p>
         </w:tc>
@@ -1035,7 +1116,7 @@
               <w:rPr>
                 <w:sz w:val="17"/>
               </w:rPr>
-              <w:t>3225295378</w:t>
+              <w:t>3146588017</w:t>
             </w:r>
           </w:p>
         </w:tc>
@@ -1105,7 +1186,7 @@
                 <w:b/>
                 <w:sz w:val="17"/>
               </w:rPr>
-              <w:t>Daniel Andres Quintero Sandoval</w:t>
+              <w:t>Danny Cruz</w:t>
             </w:r>
           </w:p>
         </w:tc>
@@ -1128,7 +1209,7 @@
               <w:rPr>
                 <w:sz w:val="17"/>
               </w:rPr>
-              <w:t>1130657578</w:t>
+              <w:t>ELEC1234</w:t>
             </w:r>
           </w:p>
         </w:tc>
@@ -1151,7 +1232,7 @@
               <w:rPr>
                 <w:sz w:val="17"/>
               </w:rPr>
-              <w:t>3124805685</w:t>
+              <w:t>3225295378</w:t>
             </w:r>
           </w:p>
         </w:tc>
@@ -1171,11 +1252,38 @@
               <w:jc w:val="center"/>
             </w:pPr>
             <w:r>
-              <w:rPr>
-                <w:color w:val="A0A0A0"/>
-                <w:sz w:val="15"/>
-              </w:rPr>
-              <w:t>____________________</w:t>
+              <w:drawing>
+                <wp:inline xmlns:a="http://schemas.openxmlformats.org/drawingml/2006/main" xmlns:pic="http://schemas.openxmlformats.org/drawingml/2006/picture">
+                  <wp:extent cx="731520" cy="292608"/>
+                  <wp:docPr id="4" name="Picture 4"/>
+                  <wp:cNvGraphicFramePr>
+                    <a:graphicFrameLocks noChangeAspect="1"/>
+                  </wp:cNvGraphicFramePr>
+                  <a:graphic>
+                    <a:graphicData uri="http://schemas.openxmlformats.org/drawingml/2006/picture">
+                      <pic:pic>
+                        <pic:nvPicPr>
+                          <pic:cNvPr id="0" name="image.png"/>
+                          <pic:cNvPicPr/>
+                        </pic:nvPicPr>
+                        <pic:blipFill>
+                          <a:blip r:embed="rId12"/>
+                          <a:stretch>
+                            <a:fillRect/>
+                          </a:stretch>
+                        </pic:blipFill>
+                        <pic:spPr>
+                          <a:xfrm>
+                            <a:off x="0" y="0"/>
+                            <a:ext cx="731520" cy="292608"/>
+                          </a:xfrm>
+                          <a:prstGeom prst="rect"/>
+                        </pic:spPr>
+                      </pic:pic>
+                    </a:graphicData>
+                  </a:graphic>
+                </wp:inline>
+              </w:drawing>
             </w:r>
           </w:p>
         </w:tc>
@@ -1221,7 +1329,7 @@
                 <w:b/>
                 <w:sz w:val="17"/>
               </w:rPr>
-              <w:t>Rigoberto Alonso Peñaloza Criado</w:t>
+              <w:t>Daniel Andres Quintero Sandoval</w:t>
             </w:r>
           </w:p>
         </w:tc>
@@ -1244,7 +1352,7 @@
               <w:rPr>
                 <w:sz w:val="17"/>
               </w:rPr>
-              <w:t>1094244541</w:t>
+              <w:t>1130657578</w:t>
             </w:r>
           </w:p>
         </w:tc>
@@ -1267,7 +1375,7 @@
               <w:rPr>
                 <w:sz w:val="17"/>
               </w:rPr>
-              <w:t>3132657330</w:t>
+              <w:t>3124805685</w:t>
             </w:r>
           </w:p>
         </w:tc>
@@ -1337,7 +1445,7 @@
                 <w:b/>
                 <w:sz w:val="17"/>
               </w:rPr>
-              <w:t>Michael Giovanni Rodriguez Reina</w:t>
+              <w:t>Rigoberto Alonso Peñaloza Criado</w:t>
             </w:r>
           </w:p>
         </w:tc>
@@ -1360,7 +1468,7 @@
               <w:rPr>
                 <w:sz w:val="17"/>
               </w:rPr>
-              <w:t>ELE1105683176</w:t>
+              <w:t>1094244541</w:t>
             </w:r>
           </w:p>
         </w:tc>
@@ -1383,7 +1491,7 @@
               <w:rPr>
                 <w:sz w:val="17"/>
               </w:rPr>
-              <w:t>3213284646</w:t>
+              <w:t>3132657330</w:t>
             </w:r>
           </w:p>
         </w:tc>
@@ -1453,7 +1561,7 @@
                 <w:b/>
                 <w:sz w:val="17"/>
               </w:rPr>
-              <w:t>Alex Ricardo Perdomo Restrepo</w:t>
+              <w:t>Michael Giovanni Rodriguez Reina</w:t>
             </w:r>
           </w:p>
         </w:tc>
@@ -1476,7 +1584,7 @@
               <w:rPr>
                 <w:sz w:val="17"/>
               </w:rPr>
-              <w:t>1234640185</w:t>
+              <w:t>ELE1105683176</w:t>
             </w:r>
           </w:p>
         </w:tc>
@@ -1499,7 +1607,7 @@
               <w:rPr>
                 <w:sz w:val="17"/>
               </w:rPr>
-              <w:t>3153427115</w:t>
+              <w:t>3213284646</w:t>
             </w:r>
           </w:p>
         </w:tc>
@@ -1569,7 +1677,7 @@
                 <w:b/>
                 <w:sz w:val="17"/>
               </w:rPr>
-              <w:t>Felipe Suare criollo</w:t>
+              <w:t>Alex Ricardo Perdomo Restrepo</w:t>
             </w:r>
           </w:p>
         </w:tc>
@@ -1592,7 +1700,7 @@
               <w:rPr>
                 <w:sz w:val="17"/>
               </w:rPr>
-              <w:t>ELE120251062</w:t>
+              <w:t>1234640185</w:t>
             </w:r>
           </w:p>
         </w:tc>
@@ -1615,7 +1723,7 @@
               <w:rPr>
                 <w:sz w:val="17"/>
               </w:rPr>
-              <w:t>3218755379</w:t>
+              <w:t>3153427115</w:t>
             </w:r>
           </w:p>
         </w:tc>
@@ -1635,38 +1743,11 @@
               <w:jc w:val="center"/>
             </w:pPr>
             <w:r>
-              <w:drawing>
-                <wp:inline xmlns:a="http://schemas.openxmlformats.org/drawingml/2006/main" xmlns:pic="http://schemas.openxmlformats.org/drawingml/2006/picture">
-                  <wp:extent cx="1371299" cy="292608"/>
-                  <wp:docPr id="1" name="Picture 1"/>
-                  <wp:cNvGraphicFramePr>
-                    <a:graphicFrameLocks noChangeAspect="1"/>
-                  </wp:cNvGraphicFramePr>
-                  <a:graphic>
-                    <a:graphicData uri="http://schemas.openxmlformats.org/drawingml/2006/picture">
-                      <pic:pic>
-                        <pic:nvPicPr>
-                          <pic:cNvPr id="0" name="image.png"/>
-                          <pic:cNvPicPr/>
-                        </pic:nvPicPr>
-                        <pic:blipFill>
-                          <a:blip r:embed="rId9"/>
-                          <a:stretch>
-                            <a:fillRect/>
-                          </a:stretch>
-                        </pic:blipFill>
-                        <pic:spPr>
-                          <a:xfrm>
-                            <a:off x="0" y="0"/>
-                            <a:ext cx="1371299" cy="292608"/>
-                          </a:xfrm>
-                          <a:prstGeom prst="rect"/>
-                        </pic:spPr>
-                      </pic:pic>
-                    </a:graphicData>
-                  </a:graphic>
-                </wp:inline>
-              </w:drawing>
+              <w:rPr>
+                <w:color w:val="A0A0A0"/>
+                <w:sz w:val="15"/>
+              </w:rPr>
+              <w:t>____________________</w:t>
             </w:r>
           </w:p>
         </w:tc>
@@ -1712,7 +1793,7 @@
                 <w:b/>
                 <w:sz w:val="17"/>
               </w:rPr>
-              <w:t>John jairo Sánchez garcia</w:t>
+              <w:t>Felipe Suare criollo</w:t>
             </w:r>
           </w:p>
         </w:tc>
@@ -1735,7 +1816,7 @@
               <w:rPr>
                 <w:sz w:val="17"/>
               </w:rPr>
-              <w:t>79843323</w:t>
+              <w:t>ELE120251062</w:t>
             </w:r>
           </w:p>
         </w:tc>
@@ -1758,7 +1839,7 @@
               <w:rPr>
                 <w:sz w:val="17"/>
               </w:rPr>
-              <w:t>3108505201</w:t>
+              <w:t>3218755379</w:t>
             </w:r>
           </w:p>
         </w:tc>
@@ -1780,8 +1861,8 @@
             <w:r>
               <w:drawing>
                 <wp:inline xmlns:a="http://schemas.openxmlformats.org/drawingml/2006/main" xmlns:pic="http://schemas.openxmlformats.org/drawingml/2006/picture">
-                  <wp:extent cx="1370333" cy="292608"/>
-                  <wp:docPr id="2" name="Picture 2"/>
+                  <wp:extent cx="1371299" cy="292608"/>
+                  <wp:docPr id="5" name="Picture 5"/>
                   <wp:cNvGraphicFramePr>
                     <a:graphicFrameLocks noChangeAspect="1"/>
                   </wp:cNvGraphicFramePr>
@@ -1793,7 +1874,150 @@
                           <pic:cNvPicPr/>
                         </pic:nvPicPr>
                         <pic:blipFill>
-                          <a:blip r:embed="rId10"/>
+                          <a:blip r:embed="rId13"/>
+                          <a:stretch>
+                            <a:fillRect/>
+                          </a:stretch>
+                        </pic:blipFill>
+                        <pic:spPr>
+                          <a:xfrm>
+                            <a:off x="0" y="0"/>
+                            <a:ext cx="1371299" cy="292608"/>
+                          </a:xfrm>
+                          <a:prstGeom prst="rect"/>
+                        </pic:spPr>
+                      </pic:pic>
+                    </a:graphicData>
+                  </a:graphic>
+                </wp:inline>
+              </w:drawing>
+            </w:r>
+          </w:p>
+        </w:tc>
+      </w:tr>
+      <w:tr>
+        <w:tc>
+          <w:tcPr>
+            <w:tcW w:type="dxa" w:w="576"/>
+            <w:tcMar>
+              <w:top w:w="100" w:type="dxa"/>
+              <w:bottom w:w="100" w:type="dxa"/>
+              <w:left w:w="80" w:type="dxa"/>
+              <w:right w:w="80" w:type="dxa"/>
+            </w:tcMar>
+            <w:shd w:fill="F9FAF8"/>
+          </w:tcPr>
+          <w:p>
+            <w:pPr>
+              <w:jc w:val="center"/>
+            </w:pPr>
+            <w:r>
+              <w:rPr>
+                <w:sz w:val="17"/>
+              </w:rPr>
+              <w:t>14</w:t>
+            </w:r>
+          </w:p>
+        </w:tc>
+        <w:tc>
+          <w:tcPr>
+            <w:tcW w:type="dxa" w:w="3312"/>
+            <w:tcMar>
+              <w:top w:w="100" w:type="dxa"/>
+              <w:bottom w:w="100" w:type="dxa"/>
+              <w:left w:w="80" w:type="dxa"/>
+              <w:right w:w="80" w:type="dxa"/>
+            </w:tcMar>
+            <w:shd w:fill="F9FAF8"/>
+          </w:tcPr>
+          <w:p>
+            <w:r>
+              <w:rPr>
+                <w:b/>
+                <w:sz w:val="17"/>
+              </w:rPr>
+              <w:t>John jairo Sánchez garcia</w:t>
+            </w:r>
+          </w:p>
+        </w:tc>
+        <w:tc>
+          <w:tcPr>
+            <w:tcW w:type="dxa" w:w="1728"/>
+            <w:tcMar>
+              <w:top w:w="100" w:type="dxa"/>
+              <w:bottom w:w="100" w:type="dxa"/>
+              <w:left w:w="80" w:type="dxa"/>
+              <w:right w:w="80" w:type="dxa"/>
+            </w:tcMar>
+            <w:shd w:fill="F9FAF8"/>
+          </w:tcPr>
+          <w:p>
+            <w:pPr>
+              <w:jc w:val="center"/>
+            </w:pPr>
+            <w:r>
+              <w:rPr>
+                <w:sz w:val="17"/>
+              </w:rPr>
+              <w:t>79843323</w:t>
+            </w:r>
+          </w:p>
+        </w:tc>
+        <w:tc>
+          <w:tcPr>
+            <w:tcW w:type="dxa" w:w="1584"/>
+            <w:tcMar>
+              <w:top w:w="100" w:type="dxa"/>
+              <w:bottom w:w="100" w:type="dxa"/>
+              <w:left w:w="80" w:type="dxa"/>
+              <w:right w:w="80" w:type="dxa"/>
+            </w:tcMar>
+            <w:shd w:fill="F9FAF8"/>
+          </w:tcPr>
+          <w:p>
+            <w:pPr>
+              <w:jc w:val="center"/>
+            </w:pPr>
+            <w:r>
+              <w:rPr>
+                <w:sz w:val="17"/>
+              </w:rPr>
+              <w:t>3108505201</w:t>
+            </w:r>
+          </w:p>
+        </w:tc>
+        <w:tc>
+          <w:tcPr>
+            <w:tcW w:type="dxa" w:w="2592"/>
+            <w:tcMar>
+              <w:top w:w="100" w:type="dxa"/>
+              <w:bottom w:w="100" w:type="dxa"/>
+              <w:left w:w="80" w:type="dxa"/>
+              <w:right w:w="80" w:type="dxa"/>
+            </w:tcMar>
+            <w:shd w:fill="F9FAF8"/>
+          </w:tcPr>
+          <w:p>
+            <w:pPr>
+              <w:jc w:val="center"/>
+            </w:pPr>
+            <w:r>
+              <w:drawing>
+                <wp:inline xmlns:a="http://schemas.openxmlformats.org/drawingml/2006/main" xmlns:pic="http://schemas.openxmlformats.org/drawingml/2006/picture">
+                  <wp:extent cx="1370333" cy="292608"/>
+                  <wp:docPr id="6" name="Picture 6"/>
+                  <wp:cNvGraphicFramePr>
+                    <a:graphicFrameLocks noChangeAspect="1"/>
+                  </wp:cNvGraphicFramePr>
+                  <a:graphic>
+                    <a:graphicData uri="http://schemas.openxmlformats.org/drawingml/2006/picture">
+                      <pic:pic>
+                        <pic:nvPicPr>
+                          <pic:cNvPr id="0" name="image.png"/>
+                          <pic:cNvPicPr/>
+                        </pic:nvPicPr>
+                        <pic:blipFill>
+                          <a:blip r:embed="rId14"/>
                           <a:stretch>
                             <a:fillRect/>
                           </a:stretch>
@@ -1802,6 +2026,578 @@
                           <a:xfrm>
                             <a:off x="0" y="0"/>
                             <a:ext cx="1370333" cy="292608"/>
+                          </a:xfrm>
+                          <a:prstGeom prst="rect"/>
+                        </pic:spPr>
+                      </pic:pic>
+                    </a:graphicData>
+                  </a:graphic>
+                </wp:inline>
+              </w:drawing>
+            </w:r>
+          </w:p>
+        </w:tc>
+      </w:tr>
+      <w:tr>
+        <w:tc>
+          <w:tcPr>
+            <w:tcW w:type="dxa" w:w="576"/>
+            <w:tcMar>
+              <w:top w:w="100" w:type="dxa"/>
+              <w:bottom w:w="100" w:type="dxa"/>
+              <w:left w:w="80" w:type="dxa"/>
+              <w:right w:w="80" w:type="dxa"/>
+            </w:tcMar>
+            <w:shd w:fill="FFFFFF"/>
+          </w:tcPr>
+          <w:p>
+            <w:pPr>
+              <w:jc w:val="center"/>
+            </w:pPr>
+            <w:r>
+              <w:rPr>
+                <w:sz w:val="17"/>
+              </w:rPr>
+              <w:t>15</w:t>
+            </w:r>
+          </w:p>
+        </w:tc>
+        <w:tc>
+          <w:tcPr>
+            <w:tcW w:type="dxa" w:w="3312"/>
+            <w:tcMar>
+              <w:top w:w="100" w:type="dxa"/>
+              <w:bottom w:w="100" w:type="dxa"/>
+              <w:left w:w="80" w:type="dxa"/>
+              <w:right w:w="80" w:type="dxa"/>
+            </w:tcMar>
+            <w:shd w:fill="FFFFFF"/>
+          </w:tcPr>
+          <w:p>
+            <w:r>
+              <w:rPr>
+                <w:b/>
+                <w:sz w:val="17"/>
+              </w:rPr>
+              <w:t>Yessica Andrea Triana Jaime</w:t>
+            </w:r>
+          </w:p>
+        </w:tc>
+        <w:tc>
+          <w:tcPr>
+            <w:tcW w:type="dxa" w:w="1728"/>
+            <w:tcMar>
+              <w:top w:w="100" w:type="dxa"/>
+              <w:bottom w:w="100" w:type="dxa"/>
+              <w:left w:w="80" w:type="dxa"/>
+              <w:right w:w="80" w:type="dxa"/>
+            </w:tcMar>
+            <w:shd w:fill="FFFFFF"/>
+          </w:tcPr>
+          <w:p>
+            <w:pPr>
+              <w:jc w:val="center"/>
+            </w:pPr>
+            <w:r>
+              <w:rPr>
+                <w:sz w:val="17"/>
+              </w:rPr>
+              <w:t>1083903194</w:t>
+            </w:r>
+          </w:p>
+        </w:tc>
+        <w:tc>
+          <w:tcPr>
+            <w:tcW w:type="dxa" w:w="1584"/>
+            <w:tcMar>
+              <w:top w:w="100" w:type="dxa"/>
+              <w:bottom w:w="100" w:type="dxa"/>
+              <w:left w:w="80" w:type="dxa"/>
+              <w:right w:w="80" w:type="dxa"/>
+            </w:tcMar>
+            <w:shd w:fill="FFFFFF"/>
+          </w:tcPr>
+          <w:p>
+            <w:pPr>
+              <w:jc w:val="center"/>
+            </w:pPr>
+            <w:r>
+              <w:rPr>
+                <w:sz w:val="17"/>
+              </w:rPr>
+              <w:t>3138468363</w:t>
+            </w:r>
+          </w:p>
+        </w:tc>
+        <w:tc>
+          <w:tcPr>
+            <w:tcW w:type="dxa" w:w="2592"/>
+            <w:tcMar>
+              <w:top w:w="100" w:type="dxa"/>
+              <w:bottom w:w="100" w:type="dxa"/>
+              <w:left w:w="80" w:type="dxa"/>
+              <w:right w:w="80" w:type="dxa"/>
+            </w:tcMar>
+            <w:shd w:fill="FFFFFF"/>
+          </w:tcPr>
+          <w:p>
+            <w:pPr>
+              <w:jc w:val="center"/>
+            </w:pPr>
+            <w:r>
+              <w:drawing>
+                <wp:inline xmlns:a="http://schemas.openxmlformats.org/drawingml/2006/main" xmlns:pic="http://schemas.openxmlformats.org/drawingml/2006/picture">
+                  <wp:extent cx="731520" cy="292608"/>
+                  <wp:docPr id="7" name="Picture 7"/>
+                  <wp:cNvGraphicFramePr>
+                    <a:graphicFrameLocks noChangeAspect="1"/>
+                  </wp:cNvGraphicFramePr>
+                  <a:graphic>
+                    <a:graphicData uri="http://schemas.openxmlformats.org/drawingml/2006/picture">
+                      <pic:pic>
+                        <pic:nvPicPr>
+                          <pic:cNvPr id="0" name="image.png"/>
+                          <pic:cNvPicPr/>
+                        </pic:nvPicPr>
+                        <pic:blipFill>
+                          <a:blip r:embed="rId15"/>
+                          <a:stretch>
+                            <a:fillRect/>
+                          </a:stretch>
+                        </pic:blipFill>
+                        <pic:spPr>
+                          <a:xfrm>
+                            <a:off x="0" y="0"/>
+                            <a:ext cx="731520" cy="292608"/>
+                          </a:xfrm>
+                          <a:prstGeom prst="rect"/>
+                        </pic:spPr>
+                      </pic:pic>
+                    </a:graphicData>
+                  </a:graphic>
+                </wp:inline>
+              </w:drawing>
+            </w:r>
+          </w:p>
+        </w:tc>
+      </w:tr>
+      <w:tr>
+        <w:tc>
+          <w:tcPr>
+            <w:tcW w:type="dxa" w:w="576"/>
+            <w:tcMar>
+              <w:top w:w="100" w:type="dxa"/>
+              <w:bottom w:w="100" w:type="dxa"/>
+              <w:left w:w="80" w:type="dxa"/>
+              <w:right w:w="80" w:type="dxa"/>
+            </w:tcMar>
+            <w:shd w:fill="F9FAF8"/>
+          </w:tcPr>
+          <w:p>
+            <w:pPr>
+              <w:jc w:val="center"/>
+            </w:pPr>
+            <w:r>
+              <w:rPr>
+                <w:sz w:val="17"/>
+              </w:rPr>
+              <w:t>16</w:t>
+            </w:r>
+          </w:p>
+        </w:tc>
+        <w:tc>
+          <w:tcPr>
+            <w:tcW w:type="dxa" w:w="3312"/>
+            <w:tcMar>
+              <w:top w:w="100" w:type="dxa"/>
+              <w:bottom w:w="100" w:type="dxa"/>
+              <w:left w:w="80" w:type="dxa"/>
+              <w:right w:w="80" w:type="dxa"/>
+            </w:tcMar>
+            <w:shd w:fill="F9FAF8"/>
+          </w:tcPr>
+          <w:p>
+            <w:r>
+              <w:rPr>
+                <w:b/>
+                <w:sz w:val="17"/>
+              </w:rPr>
+              <w:t>Yonier Castillo Mamian</w:t>
+            </w:r>
+          </w:p>
+        </w:tc>
+        <w:tc>
+          <w:tcPr>
+            <w:tcW w:type="dxa" w:w="1728"/>
+            <w:tcMar>
+              <w:top w:w="100" w:type="dxa"/>
+              <w:bottom w:w="100" w:type="dxa"/>
+              <w:left w:w="80" w:type="dxa"/>
+              <w:right w:w="80" w:type="dxa"/>
+            </w:tcMar>
+            <w:shd w:fill="F9FAF8"/>
+          </w:tcPr>
+          <w:p>
+            <w:pPr>
+              <w:jc w:val="center"/>
+            </w:pPr>
+            <w:r>
+              <w:rPr>
+                <w:sz w:val="17"/>
+              </w:rPr>
+              <w:t>1007393163</w:t>
+            </w:r>
+          </w:p>
+        </w:tc>
+        <w:tc>
+          <w:tcPr>
+            <w:tcW w:type="dxa" w:w="1584"/>
+            <w:tcMar>
+              <w:top w:w="100" w:type="dxa"/>
+              <w:bottom w:w="100" w:type="dxa"/>
+              <w:left w:w="80" w:type="dxa"/>
+              <w:right w:w="80" w:type="dxa"/>
+            </w:tcMar>
+            <w:shd w:fill="F9FAF8"/>
+          </w:tcPr>
+          <w:p>
+            <w:pPr>
+              <w:jc w:val="center"/>
+            </w:pPr>
+            <w:r>
+              <w:rPr>
+                <w:sz w:val="17"/>
+              </w:rPr>
+              <w:t>3146332975</w:t>
+            </w:r>
+          </w:p>
+        </w:tc>
+        <w:tc>
+          <w:tcPr>
+            <w:tcW w:type="dxa" w:w="2592"/>
+            <w:tcMar>
+              <w:top w:w="100" w:type="dxa"/>
+              <w:bottom w:w="100" w:type="dxa"/>
+              <w:left w:w="80" w:type="dxa"/>
+              <w:right w:w="80" w:type="dxa"/>
+            </w:tcMar>
+            <w:shd w:fill="F9FAF8"/>
+          </w:tcPr>
+          <w:p>
+            <w:pPr>
+              <w:jc w:val="center"/>
+            </w:pPr>
+            <w:r>
+              <w:drawing>
+                <wp:inline xmlns:a="http://schemas.openxmlformats.org/drawingml/2006/main" xmlns:pic="http://schemas.openxmlformats.org/drawingml/2006/picture">
+                  <wp:extent cx="731520" cy="292608"/>
+                  <wp:docPr id="8" name="Picture 8"/>
+                  <wp:cNvGraphicFramePr>
+                    <a:graphicFrameLocks noChangeAspect="1"/>
+                  </wp:cNvGraphicFramePr>
+                  <a:graphic>
+                    <a:graphicData uri="http://schemas.openxmlformats.org/drawingml/2006/picture">
+                      <pic:pic>
+                        <pic:nvPicPr>
+                          <pic:cNvPr id="0" name="image.png"/>
+                          <pic:cNvPicPr/>
+                        </pic:nvPicPr>
+                        <pic:blipFill>
+                          <a:blip r:embed="rId16"/>
+                          <a:stretch>
+                            <a:fillRect/>
+                          </a:stretch>
+                        </pic:blipFill>
+                        <pic:spPr>
+                          <a:xfrm>
+                            <a:off x="0" y="0"/>
+                            <a:ext cx="731520" cy="292608"/>
+                          </a:xfrm>
+                          <a:prstGeom prst="rect"/>
+                        </pic:spPr>
+                      </pic:pic>
+                    </a:graphicData>
+                  </a:graphic>
+                </wp:inline>
+              </w:drawing>
+            </w:r>
+          </w:p>
+        </w:tc>
+      </w:tr>
+      <w:tr>
+        <w:tc>
+          <w:tcPr>
+            <w:tcW w:type="dxa" w:w="576"/>
+            <w:tcMar>
+              <w:top w:w="100" w:type="dxa"/>
+              <w:bottom w:w="100" w:type="dxa"/>
+              <w:left w:w="80" w:type="dxa"/>
+              <w:right w:w="80" w:type="dxa"/>
+            </w:tcMar>
+            <w:shd w:fill="FFFFFF"/>
+          </w:tcPr>
+          <w:p>
+            <w:pPr>
+              <w:jc w:val="center"/>
+            </w:pPr>
+            <w:r>
+              <w:rPr>
+                <w:sz w:val="17"/>
+              </w:rPr>
+              <w:t>17</w:t>
+            </w:r>
+          </w:p>
+        </w:tc>
+        <w:tc>
+          <w:tcPr>
+            <w:tcW w:type="dxa" w:w="3312"/>
+            <w:tcMar>
+              <w:top w:w="100" w:type="dxa"/>
+              <w:bottom w:w="100" w:type="dxa"/>
+              <w:left w:w="80" w:type="dxa"/>
+              <w:right w:w="80" w:type="dxa"/>
+            </w:tcMar>
+            <w:shd w:fill="FFFFFF"/>
+          </w:tcPr>
+          <w:p>
+            <w:r>
+              <w:rPr>
+                <w:b/>
+                <w:sz w:val="17"/>
+              </w:rPr>
+              <w:t>Yamid René Potosí</w:t>
+            </w:r>
+          </w:p>
+        </w:tc>
+        <w:tc>
+          <w:tcPr>
+            <w:tcW w:type="dxa" w:w="1728"/>
+            <w:tcMar>
+              <w:top w:w="100" w:type="dxa"/>
+              <w:bottom w:w="100" w:type="dxa"/>
+              <w:left w:w="80" w:type="dxa"/>
+              <w:right w:w="80" w:type="dxa"/>
+            </w:tcMar>
+            <w:shd w:fill="FFFFFF"/>
+          </w:tcPr>
+          <w:p>
+            <w:pPr>
+              <w:jc w:val="center"/>
+            </w:pPr>
+            <w:r>
+              <w:rPr>
+                <w:sz w:val="17"/>
+              </w:rPr>
+              <w:t>1063808522</w:t>
+            </w:r>
+          </w:p>
+        </w:tc>
+        <w:tc>
+          <w:tcPr>
+            <w:tcW w:type="dxa" w:w="1584"/>
+            <w:tcMar>
+              <w:top w:w="100" w:type="dxa"/>
+              <w:bottom w:w="100" w:type="dxa"/>
+              <w:left w:w="80" w:type="dxa"/>
+              <w:right w:w="80" w:type="dxa"/>
+            </w:tcMar>
+            <w:shd w:fill="FFFFFF"/>
+          </w:tcPr>
+          <w:p>
+            <w:pPr>
+              <w:jc w:val="center"/>
+            </w:pPr>
+            <w:r>
+              <w:rPr>
+                <w:sz w:val="17"/>
+              </w:rPr>
+              <w:t>3042230424</w:t>
+            </w:r>
+          </w:p>
+        </w:tc>
+        <w:tc>
+          <w:tcPr>
+            <w:tcW w:type="dxa" w:w="2592"/>
+            <w:tcMar>
+              <w:top w:w="100" w:type="dxa"/>
+              <w:bottom w:w="100" w:type="dxa"/>
+              <w:left w:w="80" w:type="dxa"/>
+              <w:right w:w="80" w:type="dxa"/>
+            </w:tcMar>
+            <w:shd w:fill="FFFFFF"/>
+          </w:tcPr>
+          <w:p>
+            <w:pPr>
+              <w:jc w:val="center"/>
+            </w:pPr>
+            <w:r>
+              <w:drawing>
+                <wp:inline xmlns:a="http://schemas.openxmlformats.org/drawingml/2006/main" xmlns:pic="http://schemas.openxmlformats.org/drawingml/2006/picture">
+                  <wp:extent cx="731520" cy="292608"/>
+                  <wp:docPr id="9" name="Picture 9"/>
+                  <wp:cNvGraphicFramePr>
+                    <a:graphicFrameLocks noChangeAspect="1"/>
+                  </wp:cNvGraphicFramePr>
+                  <a:graphic>
+                    <a:graphicData uri="http://schemas.openxmlformats.org/drawingml/2006/picture">
+                      <pic:pic>
+                        <pic:nvPicPr>
+                          <pic:cNvPr id="0" name="image.png"/>
+                          <pic:cNvPicPr/>
+                        </pic:nvPicPr>
+                        <pic:blipFill>
+                          <a:blip r:embed="rId17"/>
+                          <a:stretch>
+                            <a:fillRect/>
+                          </a:stretch>
+                        </pic:blipFill>
+                        <pic:spPr>
+                          <a:xfrm>
+                            <a:off x="0" y="0"/>
+                            <a:ext cx="731520" cy="292608"/>
+                          </a:xfrm>
+                          <a:prstGeom prst="rect"/>
+                        </pic:spPr>
+                      </pic:pic>
+                    </a:graphicData>
+                  </a:graphic>
+                </wp:inline>
+              </w:drawing>
+            </w:r>
+          </w:p>
+        </w:tc>
+      </w:tr>
+      <w:tr>
+        <w:tc>
+          <w:tcPr>
+            <w:tcW w:type="dxa" w:w="576"/>
+            <w:tcMar>
+              <w:top w:w="100" w:type="dxa"/>
+              <w:bottom w:w="100" w:type="dxa"/>
+              <w:left w:w="80" w:type="dxa"/>
+              <w:right w:w="80" w:type="dxa"/>
+            </w:tcMar>
+            <w:shd w:fill="F9FAF8"/>
+          </w:tcPr>
+          <w:p>
+            <w:pPr>
+              <w:jc w:val="center"/>
+            </w:pPr>
+            <w:r>
+              <w:rPr>
+                <w:sz w:val="17"/>
+              </w:rPr>
+              <w:t>18</w:t>
+            </w:r>
+          </w:p>
+        </w:tc>
+        <w:tc>
+          <w:tcPr>
+            <w:tcW w:type="dxa" w:w="3312"/>
+            <w:tcMar>
+              <w:top w:w="100" w:type="dxa"/>
+              <w:bottom w:w="100" w:type="dxa"/>
+              <w:left w:w="80" w:type="dxa"/>
+              <w:right w:w="80" w:type="dxa"/>
+            </w:tcMar>
+            <w:shd w:fill="F9FAF8"/>
+          </w:tcPr>
+          <w:p>
+            <w:r>
+              <w:rPr>
+                <w:b/>
+                <w:sz w:val="17"/>
+              </w:rPr>
+              <w:t>JUAN SEBASTIÁN NARVAEZ SANCHEZ</w:t>
+            </w:r>
+          </w:p>
+        </w:tc>
+        <w:tc>
+          <w:tcPr>
+            <w:tcW w:type="dxa" w:w="1728"/>
+            <w:tcMar>
+              <w:top w:w="100" w:type="dxa"/>
+              <w:bottom w:w="100" w:type="dxa"/>
+              <w:left w:w="80" w:type="dxa"/>
+              <w:right w:w="80" w:type="dxa"/>
+            </w:tcMar>
+            <w:shd w:fill="F9FAF8"/>
+          </w:tcPr>
+          <w:p>
+            <w:pPr>
+              <w:jc w:val="center"/>
+            </w:pPr>
+            <w:r>
+              <w:rPr>
+                <w:sz w:val="17"/>
+              </w:rPr>
+              <w:t>1061772379</w:t>
+            </w:r>
+          </w:p>
+        </w:tc>
+        <w:tc>
+          <w:tcPr>
+            <w:tcW w:type="dxa" w:w="1584"/>
+            <w:tcMar>
+              <w:top w:w="100" w:type="dxa"/>
+              <w:bottom w:w="100" w:type="dxa"/>
+              <w:left w:w="80" w:type="dxa"/>
+              <w:right w:w="80" w:type="dxa"/>
+            </w:tcMar>
+            <w:shd w:fill="F9FAF8"/>
+          </w:tcPr>
+          <w:p>
+            <w:pPr>
+              <w:jc w:val="center"/>
+            </w:pPr>
+            <w:r>
+              <w:rPr>
+                <w:sz w:val="17"/>
+              </w:rPr>
+              <w:t>3206262686</w:t>
+            </w:r>
+          </w:p>
+        </w:tc>
+        <w:tc>
+          <w:tcPr>
+            <w:tcW w:type="dxa" w:w="2592"/>
+            <w:tcMar>
+              <w:top w:w="100" w:type="dxa"/>
+              <w:bottom w:w="100" w:type="dxa"/>
+              <w:left w:w="80" w:type="dxa"/>
+              <w:right w:w="80" w:type="dxa"/>
+            </w:tcMar>
+            <w:shd w:fill="F9FAF8"/>
+          </w:tcPr>
+          <w:p>
+            <w:pPr>
+              <w:jc w:val="center"/>
+            </w:pPr>
+            <w:r>
+              <w:drawing>
+                <wp:inline xmlns:a="http://schemas.openxmlformats.org/drawingml/2006/main" xmlns:pic="http://schemas.openxmlformats.org/drawingml/2006/picture">
+                  <wp:extent cx="731520" cy="292608"/>
+                  <wp:docPr id="10" name="Picture 10"/>
+                  <wp:cNvGraphicFramePr>
+                    <a:graphicFrameLocks noChangeAspect="1"/>
+                  </wp:cNvGraphicFramePr>
+                  <a:graphic>
+                    <a:graphicData uri="http://schemas.openxmlformats.org/drawingml/2006/picture">
+                      <pic:pic>
+                        <pic:nvPicPr>
+                          <pic:cNvPr id="0" name="image.png"/>
+                          <pic:cNvPicPr/>
+                        </pic:nvPicPr>
+                        <pic:blipFill>
+                          <a:blip r:embed="rId18"/>
+                          <a:stretch>
+                            <a:fillRect/>
+                          </a:stretch>
+                        </pic:blipFill>
+                        <pic:spPr>
+                          <a:xfrm>
+                            <a:off x="0" y="0"/>
+                            <a:ext cx="731520" cy="292608"/>
                           </a:xfrm>
                           <a:prstGeom prst="rect"/>
                         </pic:spPr>

--- a/cartas_solicitud/Carta_Solicitud_ELE0300734_OPERACIONES_Y_MANTENIMIENTO_I.docx
+++ b/cartas_solicitud/Carta_Solicitud_ELE0300734_OPERACIONES_Y_MANTENIMIENTO_I.docx
@@ -11,7 +11,7 @@
           <w:color w:val="646464"/>
           <w:sz w:val="20"/>
         </w:rPr>
-        <w:t>Neiva, Huila, 24 de octubre de 2026</w:t>
+        <w:t>Neiva, Huila, 25 de octubre de 2026</w:t>
         <w:br/>
       </w:r>
     </w:p>
@@ -88,7 +88,7 @@
         <w:br/>
         <w:t>• Semestre del Plan de Estudios: Semestre 7°</w:t>
         <w:br/>
-        <w:t>• Total de Estudiantes Solicitantes Preinscritos: 18 estudiantes</w:t>
+        <w:t>• Total de Estudiantes Solicitantes Preinscritos: 24 estudiantes</w:t>
       </w:r>
     </w:p>
     <w:p>
@@ -97,7 +97,7 @@
         <w:jc w:val="both"/>
       </w:pPr>
       <w:r>
-        <w:t>Manifestamos nuestro compromiso formal de matrícula y cumplimiento con los requerimientos académicos y arancelarios correspondientes al curso vacacional. Dado que contamos con un grupo sólido de 18 estudiantes interesados (superando el cupo mínimo requerido de 10 estudiantes), solicitamos su valiosa gestión ante la Coordinación Académica y la Dirección de Programa para su respectiva aprobación, asignación docente y programación de horarios.</w:t>
+        <w:t>Manifestamos nuestro compromiso formal de matrícula y cumplimiento con los requerimientos académicos y arancelarios correspondientes al curso vacacional. Dado que contamos con un grupo sólido de 24 estudiantes interesados (superando el cupo mínimo requerido de 10 estudiantes), solicitamos su valiosa gestión ante la Coordinación Académica y la Dirección de Programa para su respectiva aprobación, asignación docente y programación de horarios.</w:t>
       </w:r>
     </w:p>
     <w:p>
@@ -359,11 +359,38 @@
               <w:jc w:val="center"/>
             </w:pPr>
             <w:r>
-              <w:rPr>
-                <w:color w:val="A0A0A0"/>
-                <w:sz w:val="15"/>
-              </w:rPr>
-              <w:t>____________________</w:t>
+              <w:drawing>
+                <wp:inline xmlns:a="http://schemas.openxmlformats.org/drawingml/2006/main" xmlns:pic="http://schemas.openxmlformats.org/drawingml/2006/picture">
+                  <wp:extent cx="731520" cy="292608"/>
+                  <wp:docPr id="1" name="Picture 1"/>
+                  <wp:cNvGraphicFramePr>
+                    <a:graphicFrameLocks noChangeAspect="1"/>
+                  </wp:cNvGraphicFramePr>
+                  <a:graphic>
+                    <a:graphicData uri="http://schemas.openxmlformats.org/drawingml/2006/picture">
+                      <pic:pic>
+                        <pic:nvPicPr>
+                          <pic:cNvPr id="0" name="image.png"/>
+                          <pic:cNvPicPr/>
+                        </pic:nvPicPr>
+                        <pic:blipFill>
+                          <a:blip r:embed="rId9"/>
+                          <a:stretch>
+                            <a:fillRect/>
+                          </a:stretch>
+                        </pic:blipFill>
+                        <pic:spPr>
+                          <a:xfrm>
+                            <a:off x="0" y="0"/>
+                            <a:ext cx="731520" cy="292608"/>
+                          </a:xfrm>
+                          <a:prstGeom prst="rect"/>
+                        </pic:spPr>
+                      </pic:pic>
+                    </a:graphicData>
+                  </a:graphic>
+                </wp:inline>
+              </w:drawing>
             </w:r>
           </w:p>
         </w:tc>
@@ -478,7 +505,7 @@
               <w:drawing>
                 <wp:inline xmlns:a="http://schemas.openxmlformats.org/drawingml/2006/main" xmlns:pic="http://schemas.openxmlformats.org/drawingml/2006/picture">
                   <wp:extent cx="731520" cy="292608"/>
-                  <wp:docPr id="1" name="Picture 1"/>
+                  <wp:docPr id="2" name="Picture 2"/>
                   <wp:cNvGraphicFramePr>
                     <a:graphicFrameLocks noChangeAspect="1"/>
                   </wp:cNvGraphicFramePr>
@@ -490,7 +517,7 @@
                           <pic:cNvPicPr/>
                         </pic:nvPicPr>
                         <pic:blipFill>
-                          <a:blip r:embed="rId9"/>
+                          <a:blip r:embed="rId10"/>
                           <a:stretch>
                             <a:fillRect/>
                           </a:stretch>
@@ -784,7 +811,7 @@
                 <w:b/>
                 <w:sz w:val="17"/>
               </w:rPr>
-              <w:t>Hamilton Giraldo B</w:t>
+              <w:t>Aura Galvis</w:t>
             </w:r>
           </w:p>
         </w:tc>
@@ -807,7 +834,7 @@
               <w:rPr>
                 <w:sz w:val="17"/>
               </w:rPr>
-              <w:t>80128546</w:t>
+              <w:t>0</w:t>
             </w:r>
           </w:p>
         </w:tc>
@@ -830,7 +857,7 @@
               <w:rPr>
                 <w:sz w:val="17"/>
               </w:rPr>
-              <w:t>3158954262</w:t>
+              <w:t>3058596912</w:t>
             </w:r>
           </w:p>
         </w:tc>
@@ -853,7 +880,7 @@
               <w:drawing>
                 <wp:inline xmlns:a="http://schemas.openxmlformats.org/drawingml/2006/main" xmlns:pic="http://schemas.openxmlformats.org/drawingml/2006/picture">
                   <wp:extent cx="731520" cy="292608"/>
-                  <wp:docPr id="2" name="Picture 2"/>
+                  <wp:docPr id="3" name="Picture 3"/>
                   <wp:cNvGraphicFramePr>
                     <a:graphicFrameLocks noChangeAspect="1"/>
                   </wp:cNvGraphicFramePr>
@@ -865,7 +892,7 @@
                           <pic:cNvPicPr/>
                         </pic:nvPicPr>
                         <pic:blipFill>
-                          <a:blip r:embed="rId10"/>
+                          <a:blip r:embed="rId11"/>
                           <a:stretch>
                             <a:fillRect/>
                           </a:stretch>
@@ -927,7 +954,7 @@
                 <w:b/>
                 <w:sz w:val="17"/>
               </w:rPr>
-              <w:t>yeison Camilo</w:t>
+              <w:t>Hamilton Giraldo B</w:t>
             </w:r>
           </w:p>
         </w:tc>
@@ -950,7 +977,7 @@
               <w:rPr>
                 <w:sz w:val="17"/>
               </w:rPr>
-              <w:t>1075258644</w:t>
+              <w:t>80128546</w:t>
             </w:r>
           </w:p>
         </w:tc>
@@ -973,266 +1000,7 @@
               <w:rPr>
                 <w:sz w:val="17"/>
               </w:rPr>
-              <w:t>3209627691</w:t>
-            </w:r>
-          </w:p>
-        </w:tc>
-        <w:tc>
-          <w:tcPr>
-            <w:tcW w:type="dxa" w:w="2592"/>
-            <w:tcMar>
-              <w:top w:w="100" w:type="dxa"/>
-              <w:bottom w:w="100" w:type="dxa"/>
-              <w:left w:w="80" w:type="dxa"/>
-              <w:right w:w="80" w:type="dxa"/>
-            </w:tcMar>
-            <w:shd w:fill="F9FAF8"/>
-          </w:tcPr>
-          <w:p>
-            <w:pPr>
-              <w:jc w:val="center"/>
-            </w:pPr>
-            <w:r>
-              <w:drawing>
-                <wp:inline xmlns:a="http://schemas.openxmlformats.org/drawingml/2006/main" xmlns:pic="http://schemas.openxmlformats.org/drawingml/2006/picture">
-                  <wp:extent cx="731520" cy="292608"/>
-                  <wp:docPr id="3" name="Picture 3"/>
-                  <wp:cNvGraphicFramePr>
-                    <a:graphicFrameLocks noChangeAspect="1"/>
-                  </wp:cNvGraphicFramePr>
-                  <a:graphic>
-                    <a:graphicData uri="http://schemas.openxmlformats.org/drawingml/2006/picture">
-                      <pic:pic>
-                        <pic:nvPicPr>
-                          <pic:cNvPr id="0" name="image.png"/>
-                          <pic:cNvPicPr/>
-                        </pic:nvPicPr>
-                        <pic:blipFill>
-                          <a:blip r:embed="rId11"/>
-                          <a:stretch>
-                            <a:fillRect/>
-                          </a:stretch>
-                        </pic:blipFill>
-                        <pic:spPr>
-                          <a:xfrm>
-                            <a:off x="0" y="0"/>
-                            <a:ext cx="731520" cy="292608"/>
-                          </a:xfrm>
-                          <a:prstGeom prst="rect"/>
-                        </pic:spPr>
-                      </pic:pic>
-                    </a:graphicData>
-                  </a:graphic>
-                </wp:inline>
-              </w:drawing>
-            </w:r>
-          </w:p>
-        </w:tc>
-      </w:tr>
-      <w:tr>
-        <w:tc>
-          <w:tcPr>
-            <w:tcW w:type="dxa" w:w="576"/>
-            <w:tcMar>
-              <w:top w:w="100" w:type="dxa"/>
-              <w:bottom w:w="100" w:type="dxa"/>
-              <w:left w:w="80" w:type="dxa"/>
-              <w:right w:w="80" w:type="dxa"/>
-            </w:tcMar>
-            <w:shd w:fill="FFFFFF"/>
-          </w:tcPr>
-          <w:p>
-            <w:pPr>
-              <w:jc w:val="center"/>
-            </w:pPr>
-            <w:r>
-              <w:rPr>
-                <w:sz w:val="17"/>
-              </w:rPr>
-              <w:t>7</w:t>
-            </w:r>
-          </w:p>
-        </w:tc>
-        <w:tc>
-          <w:tcPr>
-            <w:tcW w:type="dxa" w:w="3312"/>
-            <w:tcMar>
-              <w:top w:w="100" w:type="dxa"/>
-              <w:bottom w:w="100" w:type="dxa"/>
-              <w:left w:w="80" w:type="dxa"/>
-              <w:right w:w="80" w:type="dxa"/>
-            </w:tcMar>
-            <w:shd w:fill="FFFFFF"/>
-          </w:tcPr>
-          <w:p>
-            <w:r>
-              <w:rPr>
-                <w:b/>
-                <w:sz w:val="17"/>
-              </w:rPr>
-              <w:t>RICARDO CUBILLOS</w:t>
-            </w:r>
-          </w:p>
-        </w:tc>
-        <w:tc>
-          <w:tcPr>
-            <w:tcW w:type="dxa" w:w="1728"/>
-            <w:tcMar>
-              <w:top w:w="100" w:type="dxa"/>
-              <w:bottom w:w="100" w:type="dxa"/>
-              <w:left w:w="80" w:type="dxa"/>
-              <w:right w:w="80" w:type="dxa"/>
-            </w:tcMar>
-            <w:shd w:fill="FFFFFF"/>
-          </w:tcPr>
-          <w:p>
-            <w:pPr>
-              <w:jc w:val="center"/>
-            </w:pPr>
-            <w:r>
-              <w:rPr>
-                <w:sz w:val="17"/>
-              </w:rPr>
-              <w:t>1114399612</w:t>
-            </w:r>
-          </w:p>
-        </w:tc>
-        <w:tc>
-          <w:tcPr>
-            <w:tcW w:type="dxa" w:w="1584"/>
-            <w:tcMar>
-              <w:top w:w="100" w:type="dxa"/>
-              <w:bottom w:w="100" w:type="dxa"/>
-              <w:left w:w="80" w:type="dxa"/>
-              <w:right w:w="80" w:type="dxa"/>
-            </w:tcMar>
-            <w:shd w:fill="FFFFFF"/>
-          </w:tcPr>
-          <w:p>
-            <w:pPr>
-              <w:jc w:val="center"/>
-            </w:pPr>
-            <w:r>
-              <w:rPr>
-                <w:sz w:val="17"/>
-              </w:rPr>
-              <w:t>3146588017</w:t>
-            </w:r>
-          </w:p>
-        </w:tc>
-        <w:tc>
-          <w:tcPr>
-            <w:tcW w:type="dxa" w:w="2592"/>
-            <w:tcMar>
-              <w:top w:w="100" w:type="dxa"/>
-              <w:bottom w:w="100" w:type="dxa"/>
-              <w:left w:w="80" w:type="dxa"/>
-              <w:right w:w="80" w:type="dxa"/>
-            </w:tcMar>
-            <w:shd w:fill="FFFFFF"/>
-          </w:tcPr>
-          <w:p>
-            <w:pPr>
-              <w:jc w:val="center"/>
-            </w:pPr>
-            <w:r>
-              <w:rPr>
-                <w:color w:val="A0A0A0"/>
-                <w:sz w:val="15"/>
-              </w:rPr>
-              <w:t>____________________</w:t>
-            </w:r>
-          </w:p>
-        </w:tc>
-      </w:tr>
-      <w:tr>
-        <w:tc>
-          <w:tcPr>
-            <w:tcW w:type="dxa" w:w="576"/>
-            <w:tcMar>
-              <w:top w:w="100" w:type="dxa"/>
-              <w:bottom w:w="100" w:type="dxa"/>
-              <w:left w:w="80" w:type="dxa"/>
-              <w:right w:w="80" w:type="dxa"/>
-            </w:tcMar>
-            <w:shd w:fill="F9FAF8"/>
-          </w:tcPr>
-          <w:p>
-            <w:pPr>
-              <w:jc w:val="center"/>
-            </w:pPr>
-            <w:r>
-              <w:rPr>
-                <w:sz w:val="17"/>
-              </w:rPr>
-              <w:t>8</w:t>
-            </w:r>
-          </w:p>
-        </w:tc>
-        <w:tc>
-          <w:tcPr>
-            <w:tcW w:type="dxa" w:w="3312"/>
-            <w:tcMar>
-              <w:top w:w="100" w:type="dxa"/>
-              <w:bottom w:w="100" w:type="dxa"/>
-              <w:left w:w="80" w:type="dxa"/>
-              <w:right w:w="80" w:type="dxa"/>
-            </w:tcMar>
-            <w:shd w:fill="F9FAF8"/>
-          </w:tcPr>
-          <w:p>
-            <w:r>
-              <w:rPr>
-                <w:b/>
-                <w:sz w:val="17"/>
-              </w:rPr>
-              <w:t>Danny Cruz</w:t>
-            </w:r>
-          </w:p>
-        </w:tc>
-        <w:tc>
-          <w:tcPr>
-            <w:tcW w:type="dxa" w:w="1728"/>
-            <w:tcMar>
-              <w:top w:w="100" w:type="dxa"/>
-              <w:bottom w:w="100" w:type="dxa"/>
-              <w:left w:w="80" w:type="dxa"/>
-              <w:right w:w="80" w:type="dxa"/>
-            </w:tcMar>
-            <w:shd w:fill="F9FAF8"/>
-          </w:tcPr>
-          <w:p>
-            <w:pPr>
-              <w:jc w:val="center"/>
-            </w:pPr>
-            <w:r>
-              <w:rPr>
-                <w:sz w:val="17"/>
-              </w:rPr>
-              <w:t>ELEC1234</w:t>
-            </w:r>
-          </w:p>
-        </w:tc>
-        <w:tc>
-          <w:tcPr>
-            <w:tcW w:type="dxa" w:w="1584"/>
-            <w:tcMar>
-              <w:top w:w="100" w:type="dxa"/>
-              <w:bottom w:w="100" w:type="dxa"/>
-              <w:left w:w="80" w:type="dxa"/>
-              <w:right w:w="80" w:type="dxa"/>
-            </w:tcMar>
-            <w:shd w:fill="F9FAF8"/>
-          </w:tcPr>
-          <w:p>
-            <w:pPr>
-              <w:jc w:val="center"/>
-            </w:pPr>
-            <w:r>
-              <w:rPr>
-                <w:sz w:val="17"/>
-              </w:rPr>
-              <w:t>3225295378</w:t>
+              <w:t>3158954262</w:t>
             </w:r>
           </w:p>
         </w:tc>
@@ -1308,7 +1076,525 @@
               <w:rPr>
                 <w:sz w:val="17"/>
               </w:rPr>
+              <w:t>7</w:t>
+            </w:r>
+          </w:p>
+        </w:tc>
+        <w:tc>
+          <w:tcPr>
+            <w:tcW w:type="dxa" w:w="3312"/>
+            <w:tcMar>
+              <w:top w:w="100" w:type="dxa"/>
+              <w:bottom w:w="100" w:type="dxa"/>
+              <w:left w:w="80" w:type="dxa"/>
+              <w:right w:w="80" w:type="dxa"/>
+            </w:tcMar>
+            <w:shd w:fill="FFFFFF"/>
+          </w:tcPr>
+          <w:p>
+            <w:r>
+              <w:rPr>
+                <w:b/>
+                <w:sz w:val="17"/>
+              </w:rPr>
+              <w:t>yeison Camilo</w:t>
+            </w:r>
+          </w:p>
+        </w:tc>
+        <w:tc>
+          <w:tcPr>
+            <w:tcW w:type="dxa" w:w="1728"/>
+            <w:tcMar>
+              <w:top w:w="100" w:type="dxa"/>
+              <w:bottom w:w="100" w:type="dxa"/>
+              <w:left w:w="80" w:type="dxa"/>
+              <w:right w:w="80" w:type="dxa"/>
+            </w:tcMar>
+            <w:shd w:fill="FFFFFF"/>
+          </w:tcPr>
+          <w:p>
+            <w:pPr>
+              <w:jc w:val="center"/>
+            </w:pPr>
+            <w:r>
+              <w:rPr>
+                <w:sz w:val="17"/>
+              </w:rPr>
+              <w:t>1075258644</w:t>
+            </w:r>
+          </w:p>
+        </w:tc>
+        <w:tc>
+          <w:tcPr>
+            <w:tcW w:type="dxa" w:w="1584"/>
+            <w:tcMar>
+              <w:top w:w="100" w:type="dxa"/>
+              <w:bottom w:w="100" w:type="dxa"/>
+              <w:left w:w="80" w:type="dxa"/>
+              <w:right w:w="80" w:type="dxa"/>
+            </w:tcMar>
+            <w:shd w:fill="FFFFFF"/>
+          </w:tcPr>
+          <w:p>
+            <w:pPr>
+              <w:jc w:val="center"/>
+            </w:pPr>
+            <w:r>
+              <w:rPr>
+                <w:sz w:val="17"/>
+              </w:rPr>
+              <w:t>3209627691</w:t>
+            </w:r>
+          </w:p>
+        </w:tc>
+        <w:tc>
+          <w:tcPr>
+            <w:tcW w:type="dxa" w:w="2592"/>
+            <w:tcMar>
+              <w:top w:w="100" w:type="dxa"/>
+              <w:bottom w:w="100" w:type="dxa"/>
+              <w:left w:w="80" w:type="dxa"/>
+              <w:right w:w="80" w:type="dxa"/>
+            </w:tcMar>
+            <w:shd w:fill="FFFFFF"/>
+          </w:tcPr>
+          <w:p>
+            <w:pPr>
+              <w:jc w:val="center"/>
+            </w:pPr>
+            <w:r>
+              <w:drawing>
+                <wp:inline xmlns:a="http://schemas.openxmlformats.org/drawingml/2006/main" xmlns:pic="http://schemas.openxmlformats.org/drawingml/2006/picture">
+                  <wp:extent cx="731520" cy="292608"/>
+                  <wp:docPr id="5" name="Picture 5"/>
+                  <wp:cNvGraphicFramePr>
+                    <a:graphicFrameLocks noChangeAspect="1"/>
+                  </wp:cNvGraphicFramePr>
+                  <a:graphic>
+                    <a:graphicData uri="http://schemas.openxmlformats.org/drawingml/2006/picture">
+                      <pic:pic>
+                        <pic:nvPicPr>
+                          <pic:cNvPr id="0" name="image.png"/>
+                          <pic:cNvPicPr/>
+                        </pic:nvPicPr>
+                        <pic:blipFill>
+                          <a:blip r:embed="rId13"/>
+                          <a:stretch>
+                            <a:fillRect/>
+                          </a:stretch>
+                        </pic:blipFill>
+                        <pic:spPr>
+                          <a:xfrm>
+                            <a:off x="0" y="0"/>
+                            <a:ext cx="731520" cy="292608"/>
+                          </a:xfrm>
+                          <a:prstGeom prst="rect"/>
+                        </pic:spPr>
+                      </pic:pic>
+                    </a:graphicData>
+                  </a:graphic>
+                </wp:inline>
+              </w:drawing>
+            </w:r>
+          </w:p>
+        </w:tc>
+      </w:tr>
+      <w:tr>
+        <w:tc>
+          <w:tcPr>
+            <w:tcW w:type="dxa" w:w="576"/>
+            <w:tcMar>
+              <w:top w:w="100" w:type="dxa"/>
+              <w:bottom w:w="100" w:type="dxa"/>
+              <w:left w:w="80" w:type="dxa"/>
+              <w:right w:w="80" w:type="dxa"/>
+            </w:tcMar>
+            <w:shd w:fill="F9FAF8"/>
+          </w:tcPr>
+          <w:p>
+            <w:pPr>
+              <w:jc w:val="center"/>
+            </w:pPr>
+            <w:r>
+              <w:rPr>
+                <w:sz w:val="17"/>
+              </w:rPr>
+              <w:t>8</w:t>
+            </w:r>
+          </w:p>
+        </w:tc>
+        <w:tc>
+          <w:tcPr>
+            <w:tcW w:type="dxa" w:w="3312"/>
+            <w:tcMar>
+              <w:top w:w="100" w:type="dxa"/>
+              <w:bottom w:w="100" w:type="dxa"/>
+              <w:left w:w="80" w:type="dxa"/>
+              <w:right w:w="80" w:type="dxa"/>
+            </w:tcMar>
+            <w:shd w:fill="F9FAF8"/>
+          </w:tcPr>
+          <w:p>
+            <w:r>
+              <w:rPr>
+                <w:b/>
+                <w:sz w:val="17"/>
+              </w:rPr>
+              <w:t>RICARDO CUBILLOS</w:t>
+            </w:r>
+          </w:p>
+        </w:tc>
+        <w:tc>
+          <w:tcPr>
+            <w:tcW w:type="dxa" w:w="1728"/>
+            <w:tcMar>
+              <w:top w:w="100" w:type="dxa"/>
+              <w:bottom w:w="100" w:type="dxa"/>
+              <w:left w:w="80" w:type="dxa"/>
+              <w:right w:w="80" w:type="dxa"/>
+            </w:tcMar>
+            <w:shd w:fill="F9FAF8"/>
+          </w:tcPr>
+          <w:p>
+            <w:pPr>
+              <w:jc w:val="center"/>
+            </w:pPr>
+            <w:r>
+              <w:rPr>
+                <w:sz w:val="17"/>
+              </w:rPr>
+              <w:t>1114399612</w:t>
+            </w:r>
+          </w:p>
+        </w:tc>
+        <w:tc>
+          <w:tcPr>
+            <w:tcW w:type="dxa" w:w="1584"/>
+            <w:tcMar>
+              <w:top w:w="100" w:type="dxa"/>
+              <w:bottom w:w="100" w:type="dxa"/>
+              <w:left w:w="80" w:type="dxa"/>
+              <w:right w:w="80" w:type="dxa"/>
+            </w:tcMar>
+            <w:shd w:fill="F9FAF8"/>
+          </w:tcPr>
+          <w:p>
+            <w:pPr>
+              <w:jc w:val="center"/>
+            </w:pPr>
+            <w:r>
+              <w:rPr>
+                <w:sz w:val="17"/>
+              </w:rPr>
+              <w:t>3146588017</w:t>
+            </w:r>
+          </w:p>
+        </w:tc>
+        <w:tc>
+          <w:tcPr>
+            <w:tcW w:type="dxa" w:w="2592"/>
+            <w:tcMar>
+              <w:top w:w="100" w:type="dxa"/>
+              <w:bottom w:w="100" w:type="dxa"/>
+              <w:left w:w="80" w:type="dxa"/>
+              <w:right w:w="80" w:type="dxa"/>
+            </w:tcMar>
+            <w:shd w:fill="F9FAF8"/>
+          </w:tcPr>
+          <w:p>
+            <w:pPr>
+              <w:jc w:val="center"/>
+            </w:pPr>
+            <w:r>
+              <w:rPr>
+                <w:color w:val="A0A0A0"/>
+                <w:sz w:val="15"/>
+              </w:rPr>
+              <w:t>____________________</w:t>
+            </w:r>
+          </w:p>
+        </w:tc>
+      </w:tr>
+      <w:tr>
+        <w:tc>
+          <w:tcPr>
+            <w:tcW w:type="dxa" w:w="576"/>
+            <w:tcMar>
+              <w:top w:w="100" w:type="dxa"/>
+              <w:bottom w:w="100" w:type="dxa"/>
+              <w:left w:w="80" w:type="dxa"/>
+              <w:right w:w="80" w:type="dxa"/>
+            </w:tcMar>
+            <w:shd w:fill="FFFFFF"/>
+          </w:tcPr>
+          <w:p>
+            <w:pPr>
+              <w:jc w:val="center"/>
+            </w:pPr>
+            <w:r>
+              <w:rPr>
+                <w:sz w:val="17"/>
+              </w:rPr>
               <w:t>9</w:t>
+            </w:r>
+          </w:p>
+        </w:tc>
+        <w:tc>
+          <w:tcPr>
+            <w:tcW w:type="dxa" w:w="3312"/>
+            <w:tcMar>
+              <w:top w:w="100" w:type="dxa"/>
+              <w:bottom w:w="100" w:type="dxa"/>
+              <w:left w:w="80" w:type="dxa"/>
+              <w:right w:w="80" w:type="dxa"/>
+            </w:tcMar>
+            <w:shd w:fill="FFFFFF"/>
+          </w:tcPr>
+          <w:p>
+            <w:r>
+              <w:rPr>
+                <w:b/>
+                <w:sz w:val="17"/>
+              </w:rPr>
+              <w:t>Danny Cruz</w:t>
+            </w:r>
+          </w:p>
+        </w:tc>
+        <w:tc>
+          <w:tcPr>
+            <w:tcW w:type="dxa" w:w="1728"/>
+            <w:tcMar>
+              <w:top w:w="100" w:type="dxa"/>
+              <w:bottom w:w="100" w:type="dxa"/>
+              <w:left w:w="80" w:type="dxa"/>
+              <w:right w:w="80" w:type="dxa"/>
+            </w:tcMar>
+            <w:shd w:fill="FFFFFF"/>
+          </w:tcPr>
+          <w:p>
+            <w:pPr>
+              <w:jc w:val="center"/>
+            </w:pPr>
+            <w:r>
+              <w:rPr>
+                <w:sz w:val="17"/>
+              </w:rPr>
+              <w:t>ELEC1234</w:t>
+            </w:r>
+          </w:p>
+        </w:tc>
+        <w:tc>
+          <w:tcPr>
+            <w:tcW w:type="dxa" w:w="1584"/>
+            <w:tcMar>
+              <w:top w:w="100" w:type="dxa"/>
+              <w:bottom w:w="100" w:type="dxa"/>
+              <w:left w:w="80" w:type="dxa"/>
+              <w:right w:w="80" w:type="dxa"/>
+            </w:tcMar>
+            <w:shd w:fill="FFFFFF"/>
+          </w:tcPr>
+          <w:p>
+            <w:pPr>
+              <w:jc w:val="center"/>
+            </w:pPr>
+            <w:r>
+              <w:rPr>
+                <w:sz w:val="17"/>
+              </w:rPr>
+              <w:t>3225295378</w:t>
+            </w:r>
+          </w:p>
+        </w:tc>
+        <w:tc>
+          <w:tcPr>
+            <w:tcW w:type="dxa" w:w="2592"/>
+            <w:tcMar>
+              <w:top w:w="100" w:type="dxa"/>
+              <w:bottom w:w="100" w:type="dxa"/>
+              <w:left w:w="80" w:type="dxa"/>
+              <w:right w:w="80" w:type="dxa"/>
+            </w:tcMar>
+            <w:shd w:fill="FFFFFF"/>
+          </w:tcPr>
+          <w:p>
+            <w:pPr>
+              <w:jc w:val="center"/>
+            </w:pPr>
+            <w:r>
+              <w:drawing>
+                <wp:inline xmlns:a="http://schemas.openxmlformats.org/drawingml/2006/main" xmlns:pic="http://schemas.openxmlformats.org/drawingml/2006/picture">
+                  <wp:extent cx="731520" cy="292608"/>
+                  <wp:docPr id="6" name="Picture 6"/>
+                  <wp:cNvGraphicFramePr>
+                    <a:graphicFrameLocks noChangeAspect="1"/>
+                  </wp:cNvGraphicFramePr>
+                  <a:graphic>
+                    <a:graphicData uri="http://schemas.openxmlformats.org/drawingml/2006/picture">
+                      <pic:pic>
+                        <pic:nvPicPr>
+                          <pic:cNvPr id="0" name="image.png"/>
+                          <pic:cNvPicPr/>
+                        </pic:nvPicPr>
+                        <pic:blipFill>
+                          <a:blip r:embed="rId14"/>
+                          <a:stretch>
+                            <a:fillRect/>
+                          </a:stretch>
+                        </pic:blipFill>
+                        <pic:spPr>
+                          <a:xfrm>
+                            <a:off x="0" y="0"/>
+                            <a:ext cx="731520" cy="292608"/>
+                          </a:xfrm>
+                          <a:prstGeom prst="rect"/>
+                        </pic:spPr>
+                      </pic:pic>
+                    </a:graphicData>
+                  </a:graphic>
+                </wp:inline>
+              </w:drawing>
+            </w:r>
+          </w:p>
+        </w:tc>
+      </w:tr>
+      <w:tr>
+        <w:tc>
+          <w:tcPr>
+            <w:tcW w:type="dxa" w:w="576"/>
+            <w:tcMar>
+              <w:top w:w="100" w:type="dxa"/>
+              <w:bottom w:w="100" w:type="dxa"/>
+              <w:left w:w="80" w:type="dxa"/>
+              <w:right w:w="80" w:type="dxa"/>
+            </w:tcMar>
+            <w:shd w:fill="F9FAF8"/>
+          </w:tcPr>
+          <w:p>
+            <w:pPr>
+              <w:jc w:val="center"/>
+            </w:pPr>
+            <w:r>
+              <w:rPr>
+                <w:sz w:val="17"/>
+              </w:rPr>
+              <w:t>10</w:t>
+            </w:r>
+          </w:p>
+        </w:tc>
+        <w:tc>
+          <w:tcPr>
+            <w:tcW w:type="dxa" w:w="3312"/>
+            <w:tcMar>
+              <w:top w:w="100" w:type="dxa"/>
+              <w:bottom w:w="100" w:type="dxa"/>
+              <w:left w:w="80" w:type="dxa"/>
+              <w:right w:w="80" w:type="dxa"/>
+            </w:tcMar>
+            <w:shd w:fill="F9FAF8"/>
+          </w:tcPr>
+          <w:p>
+            <w:r>
+              <w:rPr>
+                <w:b/>
+                <w:sz w:val="17"/>
+              </w:rPr>
+              <w:t>Karen viviana Gaona vargas</w:t>
+            </w:r>
+          </w:p>
+        </w:tc>
+        <w:tc>
+          <w:tcPr>
+            <w:tcW w:type="dxa" w:w="1728"/>
+            <w:tcMar>
+              <w:top w:w="100" w:type="dxa"/>
+              <w:bottom w:w="100" w:type="dxa"/>
+              <w:left w:w="80" w:type="dxa"/>
+              <w:right w:w="80" w:type="dxa"/>
+            </w:tcMar>
+            <w:shd w:fill="F9FAF8"/>
+          </w:tcPr>
+          <w:p>
+            <w:pPr>
+              <w:jc w:val="center"/>
+            </w:pPr>
+            <w:r>
+              <w:rPr>
+                <w:sz w:val="17"/>
+              </w:rPr>
+              <w:t>1077866338</w:t>
+            </w:r>
+          </w:p>
+        </w:tc>
+        <w:tc>
+          <w:tcPr>
+            <w:tcW w:type="dxa" w:w="1584"/>
+            <w:tcMar>
+              <w:top w:w="100" w:type="dxa"/>
+              <w:bottom w:w="100" w:type="dxa"/>
+              <w:left w:w="80" w:type="dxa"/>
+              <w:right w:w="80" w:type="dxa"/>
+            </w:tcMar>
+            <w:shd w:fill="F9FAF8"/>
+          </w:tcPr>
+          <w:p>
+            <w:pPr>
+              <w:jc w:val="center"/>
+            </w:pPr>
+            <w:r>
+              <w:rPr>
+                <w:sz w:val="17"/>
+              </w:rPr>
+              <w:t>3202555302</w:t>
+            </w:r>
+          </w:p>
+        </w:tc>
+        <w:tc>
+          <w:tcPr>
+            <w:tcW w:type="dxa" w:w="2592"/>
+            <w:tcMar>
+              <w:top w:w="100" w:type="dxa"/>
+              <w:bottom w:w="100" w:type="dxa"/>
+              <w:left w:w="80" w:type="dxa"/>
+              <w:right w:w="80" w:type="dxa"/>
+            </w:tcMar>
+            <w:shd w:fill="F9FAF8"/>
+          </w:tcPr>
+          <w:p>
+            <w:pPr>
+              <w:jc w:val="center"/>
+            </w:pPr>
+            <w:r>
+              <w:rPr>
+                <w:color w:val="A0A0A0"/>
+                <w:sz w:val="15"/>
+              </w:rPr>
+              <w:t>____________________</w:t>
+            </w:r>
+          </w:p>
+        </w:tc>
+      </w:tr>
+      <w:tr>
+        <w:tc>
+          <w:tcPr>
+            <w:tcW w:type="dxa" w:w="576"/>
+            <w:tcMar>
+              <w:top w:w="100" w:type="dxa"/>
+              <w:bottom w:w="100" w:type="dxa"/>
+              <w:left w:w="80" w:type="dxa"/>
+              <w:right w:w="80" w:type="dxa"/>
+            </w:tcMar>
+            <w:shd w:fill="FFFFFF"/>
+          </w:tcPr>
+          <w:p>
+            <w:pPr>
+              <w:jc w:val="center"/>
+            </w:pPr>
+            <w:r>
+              <w:rPr>
+                <w:sz w:val="17"/>
+              </w:rPr>
+              <w:t>11</w:t>
             </w:r>
           </w:p>
         </w:tc>
@@ -1395,11 +1681,38 @@
               <w:jc w:val="center"/>
             </w:pPr>
             <w:r>
-              <w:rPr>
-                <w:color w:val="A0A0A0"/>
-                <w:sz w:val="15"/>
-              </w:rPr>
-              <w:t>____________________</w:t>
+              <w:drawing>
+                <wp:inline xmlns:a="http://schemas.openxmlformats.org/drawingml/2006/main" xmlns:pic="http://schemas.openxmlformats.org/drawingml/2006/picture">
+                  <wp:extent cx="731520" cy="292608"/>
+                  <wp:docPr id="7" name="Picture 7"/>
+                  <wp:cNvGraphicFramePr>
+                    <a:graphicFrameLocks noChangeAspect="1"/>
+                  </wp:cNvGraphicFramePr>
+                  <a:graphic>
+                    <a:graphicData uri="http://schemas.openxmlformats.org/drawingml/2006/picture">
+                      <pic:pic>
+                        <pic:nvPicPr>
+                          <pic:cNvPr id="0" name="image.png"/>
+                          <pic:cNvPicPr/>
+                        </pic:nvPicPr>
+                        <pic:blipFill>
+                          <a:blip r:embed="rId15"/>
+                          <a:stretch>
+                            <a:fillRect/>
+                          </a:stretch>
+                        </pic:blipFill>
+                        <pic:spPr>
+                          <a:xfrm>
+                            <a:off x="0" y="0"/>
+                            <a:ext cx="731520" cy="292608"/>
+                          </a:xfrm>
+                          <a:prstGeom prst="rect"/>
+                        </pic:spPr>
+                      </pic:pic>
+                    </a:graphicData>
+                  </a:graphic>
+                </wp:inline>
+              </w:drawing>
             </w:r>
           </w:p>
         </w:tc>
@@ -1424,7 +1737,7 @@
               <w:rPr>
                 <w:sz w:val="17"/>
               </w:rPr>
-              <w:t>10</w:t>
+              <w:t>12</w:t>
             </w:r>
           </w:p>
         </w:tc>
@@ -1511,11 +1824,38 @@
               <w:jc w:val="center"/>
             </w:pPr>
             <w:r>
-              <w:rPr>
-                <w:color w:val="A0A0A0"/>
-                <w:sz w:val="15"/>
-              </w:rPr>
-              <w:t>____________________</w:t>
+              <w:drawing>
+                <wp:inline xmlns:a="http://schemas.openxmlformats.org/drawingml/2006/main" xmlns:pic="http://schemas.openxmlformats.org/drawingml/2006/picture">
+                  <wp:extent cx="731520" cy="292608"/>
+                  <wp:docPr id="8" name="Picture 8"/>
+                  <wp:cNvGraphicFramePr>
+                    <a:graphicFrameLocks noChangeAspect="1"/>
+                  </wp:cNvGraphicFramePr>
+                  <a:graphic>
+                    <a:graphicData uri="http://schemas.openxmlformats.org/drawingml/2006/picture">
+                      <pic:pic>
+                        <pic:nvPicPr>
+                          <pic:cNvPr id="0" name="image.png"/>
+                          <pic:cNvPicPr/>
+                        </pic:nvPicPr>
+                        <pic:blipFill>
+                          <a:blip r:embed="rId16"/>
+                          <a:stretch>
+                            <a:fillRect/>
+                          </a:stretch>
+                        </pic:blipFill>
+                        <pic:spPr>
+                          <a:xfrm>
+                            <a:off x="0" y="0"/>
+                            <a:ext cx="731520" cy="292608"/>
+                          </a:xfrm>
+                          <a:prstGeom prst="rect"/>
+                        </pic:spPr>
+                      </pic:pic>
+                    </a:graphicData>
+                  </a:graphic>
+                </wp:inline>
+              </w:drawing>
             </w:r>
           </w:p>
         </w:tc>
@@ -1540,7 +1880,7 @@
               <w:rPr>
                 <w:sz w:val="17"/>
               </w:rPr>
-              <w:t>11</w:t>
+              <w:t>13</w:t>
             </w:r>
           </w:p>
         </w:tc>
@@ -1656,7 +1996,7 @@
               <w:rPr>
                 <w:sz w:val="17"/>
               </w:rPr>
-              <w:t>12</w:t>
+              <w:t>14</w:t>
             </w:r>
           </w:p>
         </w:tc>
@@ -1743,11 +2083,38 @@
               <w:jc w:val="center"/>
             </w:pPr>
             <w:r>
-              <w:rPr>
-                <w:color w:val="A0A0A0"/>
-                <w:sz w:val="15"/>
-              </w:rPr>
-              <w:t>____________________</w:t>
+              <w:drawing>
+                <wp:inline xmlns:a="http://schemas.openxmlformats.org/drawingml/2006/main" xmlns:pic="http://schemas.openxmlformats.org/drawingml/2006/picture">
+                  <wp:extent cx="731520" cy="292608"/>
+                  <wp:docPr id="9" name="Picture 9"/>
+                  <wp:cNvGraphicFramePr>
+                    <a:graphicFrameLocks noChangeAspect="1"/>
+                  </wp:cNvGraphicFramePr>
+                  <a:graphic>
+                    <a:graphicData uri="http://schemas.openxmlformats.org/drawingml/2006/picture">
+                      <pic:pic>
+                        <pic:nvPicPr>
+                          <pic:cNvPr id="0" name="image.png"/>
+                          <pic:cNvPicPr/>
+                        </pic:nvPicPr>
+                        <pic:blipFill>
+                          <a:blip r:embed="rId17"/>
+                          <a:stretch>
+                            <a:fillRect/>
+                          </a:stretch>
+                        </pic:blipFill>
+                        <pic:spPr>
+                          <a:xfrm>
+                            <a:off x="0" y="0"/>
+                            <a:ext cx="731520" cy="292608"/>
+                          </a:xfrm>
+                          <a:prstGeom prst="rect"/>
+                        </pic:spPr>
+                      </pic:pic>
+                    </a:graphicData>
+                  </a:graphic>
+                </wp:inline>
+              </w:drawing>
             </w:r>
           </w:p>
         </w:tc>
@@ -1772,7 +2139,7 @@
               <w:rPr>
                 <w:sz w:val="17"/>
               </w:rPr>
-              <w:t>13</w:t>
+              <w:t>15</w:t>
             </w:r>
           </w:p>
         </w:tc>
@@ -1862,7 +2229,7 @@
               <w:drawing>
                 <wp:inline xmlns:a="http://schemas.openxmlformats.org/drawingml/2006/main" xmlns:pic="http://schemas.openxmlformats.org/drawingml/2006/picture">
                   <wp:extent cx="1371299" cy="292608"/>
-                  <wp:docPr id="5" name="Picture 5"/>
+                  <wp:docPr id="10" name="Picture 10"/>
                   <wp:cNvGraphicFramePr>
                     <a:graphicFrameLocks noChangeAspect="1"/>
                   </wp:cNvGraphicFramePr>
@@ -1874,7 +2241,7 @@
                           <pic:cNvPicPr/>
                         </pic:nvPicPr>
                         <pic:blipFill>
-                          <a:blip r:embed="rId13"/>
+                          <a:blip r:embed="rId18"/>
                           <a:stretch>
                             <a:fillRect/>
                           </a:stretch>
@@ -1915,7 +2282,7 @@
               <w:rPr>
                 <w:sz w:val="17"/>
               </w:rPr>
-              <w:t>14</w:t>
+              <w:t>16</w:t>
             </w:r>
           </w:p>
         </w:tc>
@@ -2005,7 +2372,7 @@
               <w:drawing>
                 <wp:inline xmlns:a="http://schemas.openxmlformats.org/drawingml/2006/main" xmlns:pic="http://schemas.openxmlformats.org/drawingml/2006/picture">
                   <wp:extent cx="1370333" cy="292608"/>
-                  <wp:docPr id="6" name="Picture 6"/>
+                  <wp:docPr id="11" name="Picture 11"/>
                   <wp:cNvGraphicFramePr>
                     <a:graphicFrameLocks noChangeAspect="1"/>
                   </wp:cNvGraphicFramePr>
@@ -2017,7 +2384,7 @@
                           <pic:cNvPicPr/>
                         </pic:nvPicPr>
                         <pic:blipFill>
-                          <a:blip r:embed="rId14"/>
+                          <a:blip r:embed="rId19"/>
                           <a:stretch>
                             <a:fillRect/>
                           </a:stretch>
@@ -2058,7 +2425,7 @@
               <w:rPr>
                 <w:sz w:val="17"/>
               </w:rPr>
-              <w:t>15</w:t>
+              <w:t>17</w:t>
             </w:r>
           </w:p>
         </w:tc>
@@ -2148,7 +2515,7 @@
               <w:drawing>
                 <wp:inline xmlns:a="http://schemas.openxmlformats.org/drawingml/2006/main" xmlns:pic="http://schemas.openxmlformats.org/drawingml/2006/picture">
                   <wp:extent cx="731520" cy="292608"/>
-                  <wp:docPr id="7" name="Picture 7"/>
+                  <wp:docPr id="12" name="Picture 12"/>
                   <wp:cNvGraphicFramePr>
                     <a:graphicFrameLocks noChangeAspect="1"/>
                   </wp:cNvGraphicFramePr>
@@ -2160,7 +2527,7 @@
                           <pic:cNvPicPr/>
                         </pic:nvPicPr>
                         <pic:blipFill>
-                          <a:blip r:embed="rId15"/>
+                          <a:blip r:embed="rId20"/>
                           <a:stretch>
                             <a:fillRect/>
                           </a:stretch>
@@ -2201,7 +2568,7 @@
               <w:rPr>
                 <w:sz w:val="17"/>
               </w:rPr>
-              <w:t>16</w:t>
+              <w:t>18</w:t>
             </w:r>
           </w:p>
         </w:tc>
@@ -2291,7 +2658,7 @@
               <w:drawing>
                 <wp:inline xmlns:a="http://schemas.openxmlformats.org/drawingml/2006/main" xmlns:pic="http://schemas.openxmlformats.org/drawingml/2006/picture">
                   <wp:extent cx="731520" cy="292608"/>
-                  <wp:docPr id="8" name="Picture 8"/>
+                  <wp:docPr id="13" name="Picture 13"/>
                   <wp:cNvGraphicFramePr>
                     <a:graphicFrameLocks noChangeAspect="1"/>
                   </wp:cNvGraphicFramePr>
@@ -2303,7 +2670,7 @@
                           <pic:cNvPicPr/>
                         </pic:nvPicPr>
                         <pic:blipFill>
-                          <a:blip r:embed="rId16"/>
+                          <a:blip r:embed="rId21"/>
                           <a:stretch>
                             <a:fillRect/>
                           </a:stretch>
@@ -2344,7 +2711,7 @@
               <w:rPr>
                 <w:sz w:val="17"/>
               </w:rPr>
-              <w:t>17</w:t>
+              <w:t>19</w:t>
             </w:r>
           </w:p>
         </w:tc>
@@ -2434,7 +2801,7 @@
               <w:drawing>
                 <wp:inline xmlns:a="http://schemas.openxmlformats.org/drawingml/2006/main" xmlns:pic="http://schemas.openxmlformats.org/drawingml/2006/picture">
                   <wp:extent cx="731520" cy="292608"/>
-                  <wp:docPr id="9" name="Picture 9"/>
+                  <wp:docPr id="14" name="Picture 14"/>
                   <wp:cNvGraphicFramePr>
                     <a:graphicFrameLocks noChangeAspect="1"/>
                   </wp:cNvGraphicFramePr>
@@ -2446,7 +2813,7 @@
                           <pic:cNvPicPr/>
                         </pic:nvPicPr>
                         <pic:blipFill>
-                          <a:blip r:embed="rId17"/>
+                          <a:blip r:embed="rId22"/>
                           <a:stretch>
                             <a:fillRect/>
                           </a:stretch>
@@ -2487,7 +2854,7 @@
               <w:rPr>
                 <w:sz w:val="17"/>
               </w:rPr>
-              <w:t>18</w:t>
+              <w:t>20</w:t>
             </w:r>
           </w:p>
         </w:tc>
@@ -2508,7 +2875,7 @@
                 <w:b/>
                 <w:sz w:val="17"/>
               </w:rPr>
-              <w:t>JUAN SEBASTIÁN NARVAEZ SANCHEZ</w:t>
+              <w:t>Juan Sebastián Narvaez Sánchez</w:t>
             </w:r>
           </w:p>
         </w:tc>
@@ -2577,7 +2944,7 @@
               <w:drawing>
                 <wp:inline xmlns:a="http://schemas.openxmlformats.org/drawingml/2006/main" xmlns:pic="http://schemas.openxmlformats.org/drawingml/2006/picture">
                   <wp:extent cx="731520" cy="292608"/>
-                  <wp:docPr id="10" name="Picture 10"/>
+                  <wp:docPr id="15" name="Picture 15"/>
                   <wp:cNvGraphicFramePr>
                     <a:graphicFrameLocks noChangeAspect="1"/>
                   </wp:cNvGraphicFramePr>
@@ -2589,7 +2956,579 @@
                           <pic:cNvPicPr/>
                         </pic:nvPicPr>
                         <pic:blipFill>
-                          <a:blip r:embed="rId18"/>
+                          <a:blip r:embed="rId23"/>
+                          <a:stretch>
+                            <a:fillRect/>
+                          </a:stretch>
+                        </pic:blipFill>
+                        <pic:spPr>
+                          <a:xfrm>
+                            <a:off x="0" y="0"/>
+                            <a:ext cx="731520" cy="292608"/>
+                          </a:xfrm>
+                          <a:prstGeom prst="rect"/>
+                        </pic:spPr>
+                      </pic:pic>
+                    </a:graphicData>
+                  </a:graphic>
+                </wp:inline>
+              </w:drawing>
+            </w:r>
+          </w:p>
+        </w:tc>
+      </w:tr>
+      <w:tr>
+        <w:tc>
+          <w:tcPr>
+            <w:tcW w:type="dxa" w:w="576"/>
+            <w:tcMar>
+              <w:top w:w="100" w:type="dxa"/>
+              <w:bottom w:w="100" w:type="dxa"/>
+              <w:left w:w="80" w:type="dxa"/>
+              <w:right w:w="80" w:type="dxa"/>
+            </w:tcMar>
+            <w:shd w:fill="FFFFFF"/>
+          </w:tcPr>
+          <w:p>
+            <w:pPr>
+              <w:jc w:val="center"/>
+            </w:pPr>
+            <w:r>
+              <w:rPr>
+                <w:sz w:val="17"/>
+              </w:rPr>
+              <w:t>21</w:t>
+            </w:r>
+          </w:p>
+        </w:tc>
+        <w:tc>
+          <w:tcPr>
+            <w:tcW w:type="dxa" w:w="3312"/>
+            <w:tcMar>
+              <w:top w:w="100" w:type="dxa"/>
+              <w:bottom w:w="100" w:type="dxa"/>
+              <w:left w:w="80" w:type="dxa"/>
+              <w:right w:w="80" w:type="dxa"/>
+            </w:tcMar>
+            <w:shd w:fill="FFFFFF"/>
+          </w:tcPr>
+          <w:p>
+            <w:r>
+              <w:rPr>
+                <w:b/>
+                <w:sz w:val="17"/>
+              </w:rPr>
+              <w:t>johan sebastian Olaya silva</w:t>
+            </w:r>
+          </w:p>
+        </w:tc>
+        <w:tc>
+          <w:tcPr>
+            <w:tcW w:type="dxa" w:w="1728"/>
+            <w:tcMar>
+              <w:top w:w="100" w:type="dxa"/>
+              <w:bottom w:w="100" w:type="dxa"/>
+              <w:left w:w="80" w:type="dxa"/>
+              <w:right w:w="80" w:type="dxa"/>
+            </w:tcMar>
+            <w:shd w:fill="FFFFFF"/>
+          </w:tcPr>
+          <w:p>
+            <w:pPr>
+              <w:jc w:val="center"/>
+            </w:pPr>
+            <w:r>
+              <w:rPr>
+                <w:sz w:val="17"/>
+              </w:rPr>
+              <w:t>1075286978</w:t>
+            </w:r>
+          </w:p>
+        </w:tc>
+        <w:tc>
+          <w:tcPr>
+            <w:tcW w:type="dxa" w:w="1584"/>
+            <w:tcMar>
+              <w:top w:w="100" w:type="dxa"/>
+              <w:bottom w:w="100" w:type="dxa"/>
+              <w:left w:w="80" w:type="dxa"/>
+              <w:right w:w="80" w:type="dxa"/>
+            </w:tcMar>
+            <w:shd w:fill="FFFFFF"/>
+          </w:tcPr>
+          <w:p>
+            <w:pPr>
+              <w:jc w:val="center"/>
+            </w:pPr>
+            <w:r>
+              <w:rPr>
+                <w:sz w:val="17"/>
+              </w:rPr>
+              <w:t>3145883711</w:t>
+            </w:r>
+          </w:p>
+        </w:tc>
+        <w:tc>
+          <w:tcPr>
+            <w:tcW w:type="dxa" w:w="2592"/>
+            <w:tcMar>
+              <w:top w:w="100" w:type="dxa"/>
+              <w:bottom w:w="100" w:type="dxa"/>
+              <w:left w:w="80" w:type="dxa"/>
+              <w:right w:w="80" w:type="dxa"/>
+            </w:tcMar>
+            <w:shd w:fill="FFFFFF"/>
+          </w:tcPr>
+          <w:p>
+            <w:pPr>
+              <w:jc w:val="center"/>
+            </w:pPr>
+            <w:r>
+              <w:drawing>
+                <wp:inline xmlns:a="http://schemas.openxmlformats.org/drawingml/2006/main" xmlns:pic="http://schemas.openxmlformats.org/drawingml/2006/picture">
+                  <wp:extent cx="731520" cy="292608"/>
+                  <wp:docPr id="16" name="Picture 16"/>
+                  <wp:cNvGraphicFramePr>
+                    <a:graphicFrameLocks noChangeAspect="1"/>
+                  </wp:cNvGraphicFramePr>
+                  <a:graphic>
+                    <a:graphicData uri="http://schemas.openxmlformats.org/drawingml/2006/picture">
+                      <pic:pic>
+                        <pic:nvPicPr>
+                          <pic:cNvPr id="0" name="image.png"/>
+                          <pic:cNvPicPr/>
+                        </pic:nvPicPr>
+                        <pic:blipFill>
+                          <a:blip r:embed="rId24"/>
+                          <a:stretch>
+                            <a:fillRect/>
+                          </a:stretch>
+                        </pic:blipFill>
+                        <pic:spPr>
+                          <a:xfrm>
+                            <a:off x="0" y="0"/>
+                            <a:ext cx="731520" cy="292608"/>
+                          </a:xfrm>
+                          <a:prstGeom prst="rect"/>
+                        </pic:spPr>
+                      </pic:pic>
+                    </a:graphicData>
+                  </a:graphic>
+                </wp:inline>
+              </w:drawing>
+            </w:r>
+          </w:p>
+        </w:tc>
+      </w:tr>
+      <w:tr>
+        <w:tc>
+          <w:tcPr>
+            <w:tcW w:type="dxa" w:w="576"/>
+            <w:tcMar>
+              <w:top w:w="100" w:type="dxa"/>
+              <w:bottom w:w="100" w:type="dxa"/>
+              <w:left w:w="80" w:type="dxa"/>
+              <w:right w:w="80" w:type="dxa"/>
+            </w:tcMar>
+            <w:shd w:fill="F9FAF8"/>
+          </w:tcPr>
+          <w:p>
+            <w:pPr>
+              <w:jc w:val="center"/>
+            </w:pPr>
+            <w:r>
+              <w:rPr>
+                <w:sz w:val="17"/>
+              </w:rPr>
+              <w:t>22</w:t>
+            </w:r>
+          </w:p>
+        </w:tc>
+        <w:tc>
+          <w:tcPr>
+            <w:tcW w:type="dxa" w:w="3312"/>
+            <w:tcMar>
+              <w:top w:w="100" w:type="dxa"/>
+              <w:bottom w:w="100" w:type="dxa"/>
+              <w:left w:w="80" w:type="dxa"/>
+              <w:right w:w="80" w:type="dxa"/>
+            </w:tcMar>
+            <w:shd w:fill="F9FAF8"/>
+          </w:tcPr>
+          <w:p>
+            <w:r>
+              <w:rPr>
+                <w:b/>
+                <w:sz w:val="17"/>
+              </w:rPr>
+              <w:t>José Daniel Suaza Suárez</w:t>
+            </w:r>
+          </w:p>
+        </w:tc>
+        <w:tc>
+          <w:tcPr>
+            <w:tcW w:type="dxa" w:w="1728"/>
+            <w:tcMar>
+              <w:top w:w="100" w:type="dxa"/>
+              <w:bottom w:w="100" w:type="dxa"/>
+              <w:left w:w="80" w:type="dxa"/>
+              <w:right w:w="80" w:type="dxa"/>
+            </w:tcMar>
+            <w:shd w:fill="F9FAF8"/>
+          </w:tcPr>
+          <w:p>
+            <w:pPr>
+              <w:jc w:val="center"/>
+            </w:pPr>
+            <w:r>
+              <w:rPr>
+                <w:sz w:val="17"/>
+              </w:rPr>
+              <w:t>1077852211</w:t>
+            </w:r>
+          </w:p>
+        </w:tc>
+        <w:tc>
+          <w:tcPr>
+            <w:tcW w:type="dxa" w:w="1584"/>
+            <w:tcMar>
+              <w:top w:w="100" w:type="dxa"/>
+              <w:bottom w:w="100" w:type="dxa"/>
+              <w:left w:w="80" w:type="dxa"/>
+              <w:right w:w="80" w:type="dxa"/>
+            </w:tcMar>
+            <w:shd w:fill="F9FAF8"/>
+          </w:tcPr>
+          <w:p>
+            <w:pPr>
+              <w:jc w:val="center"/>
+            </w:pPr>
+            <w:r>
+              <w:rPr>
+                <w:sz w:val="17"/>
+              </w:rPr>
+              <w:t>3104803980</w:t>
+            </w:r>
+          </w:p>
+        </w:tc>
+        <w:tc>
+          <w:tcPr>
+            <w:tcW w:type="dxa" w:w="2592"/>
+            <w:tcMar>
+              <w:top w:w="100" w:type="dxa"/>
+              <w:bottom w:w="100" w:type="dxa"/>
+              <w:left w:w="80" w:type="dxa"/>
+              <w:right w:w="80" w:type="dxa"/>
+            </w:tcMar>
+            <w:shd w:fill="F9FAF8"/>
+          </w:tcPr>
+          <w:p>
+            <w:pPr>
+              <w:jc w:val="center"/>
+            </w:pPr>
+            <w:r>
+              <w:drawing>
+                <wp:inline xmlns:a="http://schemas.openxmlformats.org/drawingml/2006/main" xmlns:pic="http://schemas.openxmlformats.org/drawingml/2006/picture">
+                  <wp:extent cx="731520" cy="292608"/>
+                  <wp:docPr id="17" name="Picture 17"/>
+                  <wp:cNvGraphicFramePr>
+                    <a:graphicFrameLocks noChangeAspect="1"/>
+                  </wp:cNvGraphicFramePr>
+                  <a:graphic>
+                    <a:graphicData uri="http://schemas.openxmlformats.org/drawingml/2006/picture">
+                      <pic:pic>
+                        <pic:nvPicPr>
+                          <pic:cNvPr id="0" name="image.png"/>
+                          <pic:cNvPicPr/>
+                        </pic:nvPicPr>
+                        <pic:blipFill>
+                          <a:blip r:embed="rId25"/>
+                          <a:stretch>
+                            <a:fillRect/>
+                          </a:stretch>
+                        </pic:blipFill>
+                        <pic:spPr>
+                          <a:xfrm>
+                            <a:off x="0" y="0"/>
+                            <a:ext cx="731520" cy="292608"/>
+                          </a:xfrm>
+                          <a:prstGeom prst="rect"/>
+                        </pic:spPr>
+                      </pic:pic>
+                    </a:graphicData>
+                  </a:graphic>
+                </wp:inline>
+              </w:drawing>
+            </w:r>
+          </w:p>
+        </w:tc>
+      </w:tr>
+      <w:tr>
+        <w:tc>
+          <w:tcPr>
+            <w:tcW w:type="dxa" w:w="576"/>
+            <w:tcMar>
+              <w:top w:w="100" w:type="dxa"/>
+              <w:bottom w:w="100" w:type="dxa"/>
+              <w:left w:w="80" w:type="dxa"/>
+              <w:right w:w="80" w:type="dxa"/>
+            </w:tcMar>
+            <w:shd w:fill="FFFFFF"/>
+          </w:tcPr>
+          <w:p>
+            <w:pPr>
+              <w:jc w:val="center"/>
+            </w:pPr>
+            <w:r>
+              <w:rPr>
+                <w:sz w:val="17"/>
+              </w:rPr>
+              <w:t>23</w:t>
+            </w:r>
+          </w:p>
+        </w:tc>
+        <w:tc>
+          <w:tcPr>
+            <w:tcW w:type="dxa" w:w="3312"/>
+            <w:tcMar>
+              <w:top w:w="100" w:type="dxa"/>
+              <w:bottom w:w="100" w:type="dxa"/>
+              <w:left w:w="80" w:type="dxa"/>
+              <w:right w:w="80" w:type="dxa"/>
+            </w:tcMar>
+            <w:shd w:fill="FFFFFF"/>
+          </w:tcPr>
+          <w:p>
+            <w:r>
+              <w:rPr>
+                <w:b/>
+                <w:sz w:val="17"/>
+              </w:rPr>
+              <w:t>Yeison Cumbe Trujillo</w:t>
+            </w:r>
+          </w:p>
+        </w:tc>
+        <w:tc>
+          <w:tcPr>
+            <w:tcW w:type="dxa" w:w="1728"/>
+            <w:tcMar>
+              <w:top w:w="100" w:type="dxa"/>
+              <w:bottom w:w="100" w:type="dxa"/>
+              <w:left w:w="80" w:type="dxa"/>
+              <w:right w:w="80" w:type="dxa"/>
+            </w:tcMar>
+            <w:shd w:fill="FFFFFF"/>
+          </w:tcPr>
+          <w:p>
+            <w:pPr>
+              <w:jc w:val="center"/>
+            </w:pPr>
+            <w:r>
+              <w:rPr>
+                <w:sz w:val="17"/>
+              </w:rPr>
+              <w:t>1007425122</w:t>
+            </w:r>
+          </w:p>
+        </w:tc>
+        <w:tc>
+          <w:tcPr>
+            <w:tcW w:type="dxa" w:w="1584"/>
+            <w:tcMar>
+              <w:top w:w="100" w:type="dxa"/>
+              <w:bottom w:w="100" w:type="dxa"/>
+              <w:left w:w="80" w:type="dxa"/>
+              <w:right w:w="80" w:type="dxa"/>
+            </w:tcMar>
+            <w:shd w:fill="FFFFFF"/>
+          </w:tcPr>
+          <w:p>
+            <w:pPr>
+              <w:jc w:val="center"/>
+            </w:pPr>
+            <w:r>
+              <w:rPr>
+                <w:sz w:val="17"/>
+              </w:rPr>
+              <w:t>3134868610</w:t>
+            </w:r>
+          </w:p>
+        </w:tc>
+        <w:tc>
+          <w:tcPr>
+            <w:tcW w:type="dxa" w:w="2592"/>
+            <w:tcMar>
+              <w:top w:w="100" w:type="dxa"/>
+              <w:bottom w:w="100" w:type="dxa"/>
+              <w:left w:w="80" w:type="dxa"/>
+              <w:right w:w="80" w:type="dxa"/>
+            </w:tcMar>
+            <w:shd w:fill="FFFFFF"/>
+          </w:tcPr>
+          <w:p>
+            <w:pPr>
+              <w:jc w:val="center"/>
+            </w:pPr>
+            <w:r>
+              <w:drawing>
+                <wp:inline xmlns:a="http://schemas.openxmlformats.org/drawingml/2006/main" xmlns:pic="http://schemas.openxmlformats.org/drawingml/2006/picture">
+                  <wp:extent cx="731520" cy="292608"/>
+                  <wp:docPr id="18" name="Picture 18"/>
+                  <wp:cNvGraphicFramePr>
+                    <a:graphicFrameLocks noChangeAspect="1"/>
+                  </wp:cNvGraphicFramePr>
+                  <a:graphic>
+                    <a:graphicData uri="http://schemas.openxmlformats.org/drawingml/2006/picture">
+                      <pic:pic>
+                        <pic:nvPicPr>
+                          <pic:cNvPr id="0" name="image.png"/>
+                          <pic:cNvPicPr/>
+                        </pic:nvPicPr>
+                        <pic:blipFill>
+                          <a:blip r:embed="rId26"/>
+                          <a:stretch>
+                            <a:fillRect/>
+                          </a:stretch>
+                        </pic:blipFill>
+                        <pic:spPr>
+                          <a:xfrm>
+                            <a:off x="0" y="0"/>
+                            <a:ext cx="731520" cy="292608"/>
+                          </a:xfrm>
+                          <a:prstGeom prst="rect"/>
+                        </pic:spPr>
+                      </pic:pic>
+                    </a:graphicData>
+                  </a:graphic>
+                </wp:inline>
+              </w:drawing>
+            </w:r>
+          </w:p>
+        </w:tc>
+      </w:tr>
+      <w:tr>
+        <w:tc>
+          <w:tcPr>
+            <w:tcW w:type="dxa" w:w="576"/>
+            <w:tcMar>
+              <w:top w:w="100" w:type="dxa"/>
+              <w:bottom w:w="100" w:type="dxa"/>
+              <w:left w:w="80" w:type="dxa"/>
+              <w:right w:w="80" w:type="dxa"/>
+            </w:tcMar>
+            <w:shd w:fill="F9FAF8"/>
+          </w:tcPr>
+          <w:p>
+            <w:pPr>
+              <w:jc w:val="center"/>
+            </w:pPr>
+            <w:r>
+              <w:rPr>
+                <w:sz w:val="17"/>
+              </w:rPr>
+              <w:t>24</w:t>
+            </w:r>
+          </w:p>
+        </w:tc>
+        <w:tc>
+          <w:tcPr>
+            <w:tcW w:type="dxa" w:w="3312"/>
+            <w:tcMar>
+              <w:top w:w="100" w:type="dxa"/>
+              <w:bottom w:w="100" w:type="dxa"/>
+              <w:left w:w="80" w:type="dxa"/>
+              <w:right w:w="80" w:type="dxa"/>
+            </w:tcMar>
+            <w:shd w:fill="F9FAF8"/>
+          </w:tcPr>
+          <w:p>
+            <w:r>
+              <w:rPr>
+                <w:b/>
+                <w:sz w:val="17"/>
+              </w:rPr>
+              <w:t>Oscar Ivan Castillo</w:t>
+            </w:r>
+          </w:p>
+        </w:tc>
+        <w:tc>
+          <w:tcPr>
+            <w:tcW w:type="dxa" w:w="1728"/>
+            <w:tcMar>
+              <w:top w:w="100" w:type="dxa"/>
+              <w:bottom w:w="100" w:type="dxa"/>
+              <w:left w:w="80" w:type="dxa"/>
+              <w:right w:w="80" w:type="dxa"/>
+            </w:tcMar>
+            <w:shd w:fill="F9FAF8"/>
+          </w:tcPr>
+          <w:p>
+            <w:pPr>
+              <w:jc w:val="center"/>
+            </w:pPr>
+            <w:r>
+              <w:rPr>
+                <w:sz w:val="17"/>
+              </w:rPr>
+              <w:t>ELE120242002</w:t>
+            </w:r>
+          </w:p>
+        </w:tc>
+        <w:tc>
+          <w:tcPr>
+            <w:tcW w:type="dxa" w:w="1584"/>
+            <w:tcMar>
+              <w:top w:w="100" w:type="dxa"/>
+              <w:bottom w:w="100" w:type="dxa"/>
+              <w:left w:w="80" w:type="dxa"/>
+              <w:right w:w="80" w:type="dxa"/>
+            </w:tcMar>
+            <w:shd w:fill="F9FAF8"/>
+          </w:tcPr>
+          <w:p>
+            <w:pPr>
+              <w:jc w:val="center"/>
+            </w:pPr>
+            <w:r>
+              <w:rPr>
+                <w:sz w:val="17"/>
+              </w:rPr>
+              <w:t>3203606476</w:t>
+            </w:r>
+          </w:p>
+        </w:tc>
+        <w:tc>
+          <w:tcPr>
+            <w:tcW w:type="dxa" w:w="2592"/>
+            <w:tcMar>
+              <w:top w:w="100" w:type="dxa"/>
+              <w:bottom w:w="100" w:type="dxa"/>
+              <w:left w:w="80" w:type="dxa"/>
+              <w:right w:w="80" w:type="dxa"/>
+            </w:tcMar>
+            <w:shd w:fill="F9FAF8"/>
+          </w:tcPr>
+          <w:p>
+            <w:pPr>
+              <w:jc w:val="center"/>
+            </w:pPr>
+            <w:r>
+              <w:drawing>
+                <wp:inline xmlns:a="http://schemas.openxmlformats.org/drawingml/2006/main" xmlns:pic="http://schemas.openxmlformats.org/drawingml/2006/picture">
+                  <wp:extent cx="731520" cy="292608"/>
+                  <wp:docPr id="19" name="Picture 19"/>
+                  <wp:cNvGraphicFramePr>
+                    <a:graphicFrameLocks noChangeAspect="1"/>
+                  </wp:cNvGraphicFramePr>
+                  <a:graphic>
+                    <a:graphicData uri="http://schemas.openxmlformats.org/drawingml/2006/picture">
+                      <pic:pic>
+                        <pic:nvPicPr>
+                          <pic:cNvPr id="0" name="image.png"/>
+                          <pic:cNvPicPr/>
+                        </pic:nvPicPr>
+                        <pic:blipFill>
+                          <a:blip r:embed="rId27"/>
                           <a:stretch>
                             <a:fillRect/>
                           </a:stretch>

--- a/cartas_solicitud/Carta_Solicitud_ELE0300734_OPERACIONES_Y_MANTENIMIENTO_I.docx
+++ b/cartas_solicitud/Carta_Solicitud_ELE0300734_OPERACIONES_Y_MANTENIMIENTO_I.docx
@@ -3561,9 +3561,70 @@
         <w:t>Atentamente,</w:t>
         <w:br/>
         <w:br/>
-        <w:t>ESTUDIANTES SOLICITANTES DE INGENIERÍA ELÉCTRICA</w:t>
+      </w:r>
+      <w:r>
+        <w:drawing>
+          <wp:inline xmlns:a="http://schemas.openxmlformats.org/drawingml/2006/main" xmlns:pic="http://schemas.openxmlformats.org/drawingml/2006/picture">
+            <wp:extent cx="1214524" cy="438912"/>
+            <wp:docPr id="20" name="Picture 20"/>
+            <wp:cNvGraphicFramePr>
+              <a:graphicFrameLocks noChangeAspect="1"/>
+            </wp:cNvGraphicFramePr>
+            <a:graphic>
+              <a:graphicData uri="http://schemas.openxmlformats.org/drawingml/2006/picture">
+                <pic:pic>
+                  <pic:nvPicPr>
+                    <pic:cNvPr id="0" name="image.png"/>
+                    <pic:cNvPicPr/>
+                  </pic:nvPicPr>
+                  <pic:blipFill>
+                    <a:blip r:embed="rId28"/>
+                    <a:stretch>
+                      <a:fillRect/>
+                    </a:stretch>
+                  </pic:blipFill>
+                  <pic:spPr>
+                    <a:xfrm>
+                      <a:off x="0" y="0"/>
+                      <a:ext cx="1214524" cy="438912"/>
+                    </a:xfrm>
+                    <a:prstGeom prst="rect"/>
+                  </pic:spPr>
+                </pic:pic>
+              </a:graphicData>
+            </a:graphic>
+          </wp:inline>
+        </w:drawing>
+      </w:r>
+      <w:r>
+        <w:br/>
+      </w:r>
+      <w:r>
+        <w:rPr>
+          <w:b/>
+          <w:color w:val="043D1A"/>
+          <w:sz w:val="20"/>
+        </w:rPr>
+        <w:t>CARMELO SANJUANES</w:t>
+        <w:br/>
+      </w:r>
+      <w:r>
+        <w:rPr>
+          <w:color w:val="323232"/>
+          <w:sz w:val="18"/>
+        </w:rPr>
+        <w:t>Representante Estudiantil - Ingeniería Eléctrica</w:t>
         <w:br/>
         <w:t>Fundación Escuela Tecnológica de Neiva "Jesús Oviedo Pérez" - FET</w:t>
+        <w:br/>
+      </w:r>
+      <w:r>
+        <w:rPr>
+          <w:i/>
+          <w:color w:val="065F46"/>
+          <w:sz w:val="17"/>
+        </w:rPr>
+        <w:t>(Carta Oficialmente Respaldada con 19 firmas estudiantiles)</w:t>
       </w:r>
     </w:p>
     <w:sectPr>

--- a/cartas_solicitud/Carta_Solicitud_ELE0300734_OPERACIONES_Y_MANTENIMIENTO_I.docx
+++ b/cartas_solicitud/Carta_Solicitud_ELE0300734_OPERACIONES_Y_MANTENIMIENTO_I.docx
@@ -11,7 +11,7 @@
           <w:color w:val="646464"/>
           <w:sz w:val="20"/>
         </w:rPr>
-        <w:t>Neiva, Huila, 25 de octubre de 2026</w:t>
+        <w:t>Neiva, Huila, 26 de octubre de 2026</w:t>
         <w:br/>
       </w:r>
     </w:p>
